--- a/engine/phar_study/EIPICO_Valuation_Study_10-09-2026.docx
+++ b/engine/phar_study/EIPICO_Valuation_Study_10-09-2026.docx
@@ -12090,7 +12090,7 @@
                 <w:color w:val="1C3A36"/>
                 <w:sz w:val="18"/>
               </w:rPr>
-              <w:t>103.80</w:t>
+              <w:t>104.91</w:t>
             </w:r>
           </w:p>
         </w:tc>
@@ -12108,7 +12108,7 @@
                 <w:color w:val="1C3A36"/>
                 <w:sz w:val="18"/>
               </w:rPr>
-              <w:t>94.40</w:t>
+              <w:t>96.09</w:t>
             </w:r>
           </w:p>
         </w:tc>
@@ -12145,7 +12145,7 @@
                 <w:color w:val="1C3A36"/>
                 <w:sz w:val="18"/>
               </w:rPr>
-              <w:t>120.56</w:t>
+              <w:t>121.95</w:t>
             </w:r>
           </w:p>
         </w:tc>
@@ -12163,7 +12163,7 @@
                 <w:color w:val="1C3A36"/>
                 <w:sz w:val="18"/>
               </w:rPr>
-              <w:t>118.42</w:t>
+              <w:t>120.51</w:t>
             </w:r>
           </w:p>
         </w:tc>
@@ -12200,7 +12200,7 @@
                 <w:color w:val="1C3A36"/>
                 <w:sz w:val="18"/>
               </w:rPr>
-              <w:t>131.69</w:t>
+              <w:t>132.72</w:t>
             </w:r>
           </w:p>
         </w:tc>
@@ -12218,7 +12218,7 @@
                 <w:color w:val="1C3A36"/>
                 <w:sz w:val="18"/>
               </w:rPr>
-              <w:t>135.30</w:t>
+              <w:t>136.87</w:t>
             </w:r>
           </w:p>
         </w:tc>
@@ -12255,7 +12255,7 @@
                 <w:color w:val="1C3A36"/>
                 <w:sz w:val="18"/>
               </w:rPr>
-              <w:t>143.94</w:t>
+              <w:t>144.45</w:t>
             </w:r>
           </w:p>
         </w:tc>
@@ -12273,7 +12273,7 @@
                 <w:color w:val="1C3A36"/>
                 <w:sz w:val="18"/>
               </w:rPr>
-              <w:t>154.39</w:t>
+              <w:t>155.44</w:t>
             </w:r>
           </w:p>
         </w:tc>
@@ -12310,7 +12310,7 @@
                 <w:color w:val="1C3A36"/>
                 <w:sz w:val="18"/>
               </w:rPr>
-              <w:t>167.17</w:t>
+              <w:t>167.85</w:t>
             </w:r>
           </w:p>
         </w:tc>
@@ -12328,7 +12328,7 @@
                 <w:color w:val="1C3A36"/>
                 <w:sz w:val="18"/>
               </w:rPr>
-              <w:t>193.82</w:t>
+              <w:t>194.60</w:t>
             </w:r>
           </w:p>
         </w:tc>
@@ -12532,7 +12532,7 @@
                 <w:color w:val="1C3A36"/>
                 <w:sz w:val="18"/>
               </w:rPr>
-              <w:t>54%</w:t>
+              <w:t>57%</w:t>
             </w:r>
           </w:p>
         </w:tc>
@@ -12550,7 +12550,7 @@
                 <w:color w:val="1C3A36"/>
                 <w:sz w:val="18"/>
               </w:rPr>
-              <w:t>58%</w:t>
+              <w:t>61%</w:t>
             </w:r>
           </w:p>
         </w:tc>
@@ -12587,7 +12587,7 @@
                 <w:color w:val="1C3A36"/>
                 <w:sz w:val="18"/>
               </w:rPr>
-              <w:t>26%</w:t>
+              <w:t>27%</w:t>
             </w:r>
           </w:p>
         </w:tc>
@@ -12605,7 +12605,7 @@
                 <w:color w:val="1C3A36"/>
                 <w:sz w:val="18"/>
               </w:rPr>
-              <w:t>39%</w:t>
+              <w:t>41%</w:t>
             </w:r>
           </w:p>
         </w:tc>
@@ -12642,7 +12642,7 @@
                 <w:color w:val="1C3A36"/>
                 <w:sz w:val="18"/>
               </w:rPr>
-              <w:t>19%</w:t>
+              <w:t>16%</w:t>
             </w:r>
           </w:p>
         </w:tc>
@@ -12660,7 +12660,7 @@
                 <w:color w:val="1C3A36"/>
                 <w:sz w:val="18"/>
               </w:rPr>
-              <w:t>23%</w:t>
+              <w:t>21%</w:t>
             </w:r>
           </w:p>
         </w:tc>
@@ -12697,7 +12697,7 @@
                 <w:color w:val="1C3A36"/>
                 <w:sz w:val="18"/>
               </w:rPr>
-              <w:t>43%</w:t>
+              <w:t>44%</w:t>
             </w:r>
           </w:p>
         </w:tc>
@@ -12715,7 +12715,7 @@
                 <w:color w:val="1C3A36"/>
                 <w:sz w:val="18"/>
               </w:rPr>
-              <w:t>64%</w:t>
+              <w:t>65%</w:t>
             </w:r>
           </w:p>
         </w:tc>
@@ -12752,7 +12752,7 @@
                 <w:color w:val="1C3A36"/>
                 <w:sz w:val="18"/>
               </w:rPr>
-              <w:t>33%</w:t>
+              <w:t>30%</w:t>
             </w:r>
           </w:p>
         </w:tc>
@@ -12770,7 +12770,7 @@
                 <w:color w:val="1C3A36"/>
                 <w:sz w:val="18"/>
               </w:rPr>
-              <w:t>48%</w:t>
+              <w:t>44%</w:t>
             </w:r>
           </w:p>
         </w:tc>
@@ -13982,7 +13982,7 @@
           <w:color w:val="1C3A36"/>
           <w:sz w:val="21"/>
         </w:rPr>
-        <w:t>is the probability that the price TOUCHES a level at any point inside the window, even if it comes back. It is always the larger of the two, and it is what a stop-loss experiences. On the three-month window the difference is substantial: 23% of paths finish 10% or more below the anchor, but 48% touch that level at some point.</w:t>
+        <w:t>is the probability that the price TOUCHES a level at any point inside the window, even if it comes back. It is always the larger of the two, and it is what a stop-loss experiences. On the three-month window the difference is substantial: 21% of paths finish 10% or more below the anchor, but 44% touch that level at some point.</w:t>
       </w:r>
     </w:p>
     <w:p>
@@ -14024,7 +14024,7 @@
           <w:color w:val="1C3A36"/>
           <w:sz w:val="21"/>
         </w:rPr>
-        <w:t>the bands here are wide — the three-month 90% band runs from EGP 94.40 to EGP 193.82 — because this share has been genuinely volatile: the annualised volatility implied by its recent trading is about 54%. A narrow band on a share that moved 44% in two sessions would be a lie.</w:t>
+        <w:t>the bands here are wide — the three-month 90% band runs from EGP 96.09 to EGP 194.60 — because this share has been genuinely volatile: the annualised volatility implied by its recent trading is about 54%. A narrow band on a share that moved 44% in two sessions would be a lie.</w:t>
       </w:r>
     </w:p>
     <w:p>

--- a/engine/phar_study/EIPICO_Valuation_Study_10-09-2026.docx
+++ b/engine/phar_study/EIPICO_Valuation_Study_10-09-2026.docx
@@ -8896,7 +8896,7 @@
                 <w:color w:val="1C3A36"/>
                 <w:sz w:val="16"/>
               </w:rPr>
-              <w:t>the study is 5% below the quarter's seasonal read</w:t>
+              <w:t>the study is 5% above the quarter's seasonal read</w:t>
             </w:r>
           </w:p>
         </w:tc>
@@ -14045,7 +14045,7 @@
           <w:color w:val="1C3A36"/>
           <w:sz w:val="21"/>
         </w:rPr>
-        <w:t>the bands describe where the PRICE may go. The valuation describes what the BUSINESS appears to be worth. They are different questions and this study keeps them apart on purpose. BOTH fundamental centres — EGP 85.25 and EGP 102.89 — sit below the entire three-month band, and that is worth noticing rather than reconciling away.</w:t>
+        <w:t>the bands describe where the PRICE may go. The valuation describes what the BUSINESS appears to be worth. They are different questions and this study keeps them apart on purpose. The lower fundamental centre, EGP 85.25, sits below the entire three-month band, whose floor is EGP 96.09; the higher, EGP 102.89, sits inside it. That is worth noticing rather than reconciling away.</w:t>
       </w:r>
     </w:p>
     <w:p>
@@ -14060,817 +14060,6 @@
           <w:sz w:val="30"/>
         </w:rPr>
         <w:t>7. Caveats, and what would change our mind</w:t>
-      </w:r>
-    </w:p>
-    <w:p>
-      <w:pPr>
-        <w:spacing w:after="80" w:before="200"/>
-      </w:pPr>
-      <w:r>
-        <w:rPr>
-          <w:b/>
-          <w:i w:val="0"/>
-          <w:color w:val="1C3A36"/>
-          <w:sz w:val="24"/>
-        </w:rPr>
-        <w:t>7.1 What changed in this edition, and by how much</w:t>
-      </w:r>
-    </w:p>
-    <w:tbl>
-      <w:tblPr>
-        <w:tblW w:type="auto" w:w="0"/>
-        <w:jc w:val="center"/>
-        <w:tblLook w:firstColumn="1" w:firstRow="1" w:lastColumn="0" w:lastRow="0" w:noHBand="0" w:noVBand="1" w:val="04A0"/>
-        <w:tblLayout w:type="fixed"/>
-        <w:tblCellMar>
-          <w:top w:w="40" w:type="dxa"/>
-          <w:left w:w="90" w:type="dxa"/>
-          <w:bottom w:w="40" w:type="dxa"/>
-          <w:right w:w="90" w:type="dxa"/>
-        </w:tblCellMar>
-        <w:tblBorders>
-          <w:top w:val="single" w:sz="4" w:space="0" w:color="C9D4D1"/>
-          <w:left w:val="single" w:sz="4" w:space="0" w:color="C9D4D1"/>
-          <w:bottom w:val="single" w:sz="4" w:space="0" w:color="C9D4D1"/>
-          <w:right w:val="single" w:sz="4" w:space="0" w:color="C9D4D1"/>
-          <w:insideH w:val="single" w:sz="4" w:space="0" w:color="C9D4D1"/>
-          <w:insideV w:val="single" w:sz="4" w:space="0" w:color="C9D4D1"/>
-        </w:tblBorders>
-        <w:tblLayout w:type="fixed"/>
-      </w:tblPr>
-      <w:tblGrid>
-        <w:gridCol w:w="3888"/>
-        <w:gridCol w:w="6048"/>
-      </w:tblGrid>
-      <w:tr>
-        <w:tc>
-          <w:tcPr>
-            <w:tcW w:type="dxa" w:w="3888"/>
-            <w:shd w:val="clear" w:color="auto" w:fill="EAF0EE"/>
-          </w:tcPr>
-          <w:p>
-            <w:pPr>
-              <w:spacing w:after="20"/>
-            </w:pPr>
-            <w:r>
-              <w:rPr>
-                <w:b/>
-                <w:color w:val="1C3A36"/>
-                <w:sz w:val="16"/>
-              </w:rPr>
-              <w:t>Change</w:t>
-            </w:r>
-          </w:p>
-        </w:tc>
-        <w:tc>
-          <w:tcPr>
-            <w:tcW w:type="dxa" w:w="6048"/>
-            <w:shd w:val="clear" w:color="auto" w:fill="EAF0EE"/>
-          </w:tcPr>
-          <w:p>
-            <w:pPr>
-              <w:spacing w:after="20"/>
-            </w:pPr>
-            <w:r>
-              <w:rPr>
-                <w:b/>
-                <w:color w:val="1C3A36"/>
-                <w:sz w:val="16"/>
-              </w:rPr>
-              <w:t>Effect</w:t>
-            </w:r>
-          </w:p>
-        </w:tc>
-      </w:tr>
-      <w:tr>
-        <w:tc>
-          <w:tcPr>
-            <w:tcW w:type="dxa" w:w="3888"/>
-          </w:tcPr>
-          <w:p>
-            <w:pPr>
-              <w:spacing w:after="20"/>
-            </w:pPr>
-            <w:r>
-              <w:rPr>
-                <w:color w:val="1C3A36"/>
-                <w:sz w:val="16"/>
-              </w:rPr>
-              <w:t>FY2026 revenue growth reset from 17.5% to the quarter's 10.1%</w:t>
-            </w:r>
-          </w:p>
-        </w:tc>
-        <w:tc>
-          <w:tcPr>
-            <w:tcW w:type="dxa" w:w="6048"/>
-          </w:tcPr>
-          <w:p>
-            <w:pPr>
-              <w:spacing w:after="20"/>
-              <w:jc w:val="right"/>
-            </w:pPr>
-            <w:r>
-              <w:rPr>
-                <w:color w:val="1C3A36"/>
-                <w:sz w:val="16"/>
-              </w:rPr>
-              <w:t>the largest single change; it lowers the base every later year compounds from</w:t>
-            </w:r>
-          </w:p>
-        </w:tc>
-      </w:tr>
-      <w:tr>
-        <w:tc>
-          <w:tcPr>
-            <w:tcW w:type="dxa" w:w="3888"/>
-          </w:tcPr>
-          <w:p>
-            <w:pPr>
-              <w:spacing w:after="20"/>
-            </w:pPr>
-            <w:r>
-              <w:rPr>
-                <w:color w:val="1C3A36"/>
-                <w:sz w:val="16"/>
-              </w:rPr>
-              <w:t>FY2026 capital expenditure raised to the quarter's run-rate</w:t>
-            </w:r>
-          </w:p>
-        </w:tc>
-        <w:tc>
-          <w:tcPr>
-            <w:tcW w:type="dxa" w:w="6048"/>
-          </w:tcPr>
-          <w:p>
-            <w:pPr>
-              <w:spacing w:after="20"/>
-              <w:jc w:val="right"/>
-            </w:pPr>
-            <w:r>
-              <w:rPr>
-                <w:color w:val="1C3A36"/>
-                <w:sz w:val="16"/>
-              </w:rPr>
-              <w:t>more cash out of free cash flow in the first forecast year</w:t>
-            </w:r>
-          </w:p>
-        </w:tc>
-      </w:tr>
-      <w:tr>
-        <w:tc>
-          <w:tcPr>
-            <w:tcW w:type="dxa" w:w="3888"/>
-          </w:tcPr>
-          <w:p>
-            <w:pPr>
-              <w:spacing w:after="20"/>
-            </w:pPr>
-            <w:r>
-              <w:rPr>
-                <w:color w:val="1C3A36"/>
-                <w:sz w:val="16"/>
-              </w:rPr>
-              <w:t>Finance cost charged to profit reset to the quarter, and separated from the marginal cost of debt used in the discount rate</w:t>
-            </w:r>
-          </w:p>
-        </w:tc>
-        <w:tc>
-          <w:tcPr>
-            <w:tcW w:type="dxa" w:w="6048"/>
-          </w:tcPr>
-          <w:p>
-            <w:pPr>
-              <w:spacing w:after="20"/>
-              <w:jc w:val="right"/>
-            </w:pPr>
-            <w:r>
-              <w:rPr>
-                <w:color w:val="1C3A36"/>
-                <w:sz w:val="16"/>
-              </w:rPr>
-              <w:t>raises forecast earnings; the two were being conflated and are now distinct rows</w:t>
-            </w:r>
-          </w:p>
-        </w:tc>
-      </w:tr>
-      <w:tr>
-        <w:tc>
-          <w:tcPr>
-            <w:tcW w:type="dxa" w:w="3888"/>
-          </w:tcPr>
-          <w:p>
-            <w:pPr>
-              <w:spacing w:after="20"/>
-            </w:pPr>
-            <w:r>
-              <w:rPr>
-                <w:color w:val="1C3A36"/>
-                <w:sz w:val="16"/>
-              </w:rPr>
-              <w:t>Normalised associate contribution cut from EGP 320m to EGP 250m, the like-for-like three-year average</w:t>
-            </w:r>
-          </w:p>
-        </w:tc>
-        <w:tc>
-          <w:tcPr>
-            <w:tcW w:type="dxa" w:w="6048"/>
-          </w:tcPr>
-          <w:p>
-            <w:pPr>
-              <w:spacing w:after="20"/>
-              <w:jc w:val="right"/>
-            </w:pPr>
-            <w:r>
-              <w:rPr>
-                <w:color w:val="1C3A36"/>
-                <w:sz w:val="16"/>
-              </w:rPr>
-              <w:t>lowers the bridge; the quarter reported only EGP 13.1m, but the auditor states the associates' statements were not received, so it is not decisive</w:t>
-            </w:r>
-          </w:p>
-        </w:tc>
-      </w:tr>
-      <w:tr>
-        <w:tc>
-          <w:tcPr>
-            <w:tcW w:type="dxa" w:w="3888"/>
-          </w:tcPr>
-          <w:p>
-            <w:pPr>
-              <w:spacing w:after="20"/>
-            </w:pPr>
-            <w:r>
-              <w:rPr>
-                <w:color w:val="1C3A36"/>
-                <w:sz w:val="16"/>
-              </w:rPr>
-              <w:t>The active-ingredient company added to the bridge at carrying cost, and the non-controlling interest deducted there replaced with the post-deconsolidation figure</w:t>
-            </w:r>
-          </w:p>
-        </w:tc>
-        <w:tc>
-          <w:tcPr>
-            <w:tcW w:type="dxa" w:w="6048"/>
-          </w:tcPr>
-          <w:p>
-            <w:pPr>
-              <w:spacing w:after="20"/>
-              <w:jc w:val="right"/>
-            </w:pPr>
-            <w:r>
-              <w:rPr>
-                <w:color w:val="1C3A36"/>
-                <w:sz w:val="16"/>
-              </w:rPr>
-              <w:t>both POSITIVE, and they are two halves of one event: that company left the consolidation in the quarter, taking EGP 284.7m of minorities out and adding EGP 228.5m of associate carrying value</w:t>
-            </w:r>
-          </w:p>
-        </w:tc>
-      </w:tr>
-      <w:tr>
-        <w:tc>
-          <w:tcPr>
-            <w:tcW w:type="dxa" w:w="3888"/>
-          </w:tcPr>
-          <w:p>
-            <w:pPr>
-              <w:spacing w:after="20"/>
-            </w:pPr>
-            <w:r>
-              <w:rPr>
-                <w:color w:val="1C3A36"/>
-                <w:sz w:val="16"/>
-              </w:rPr>
-              <w:t>Dividend-distribution tax given its own line in all three history years, following the separately issued statements</w:t>
-            </w:r>
-          </w:p>
-        </w:tc>
-        <w:tc>
-          <w:tcPr>
-            <w:tcW w:type="dxa" w:w="6048"/>
-          </w:tcPr>
-          <w:p>
-            <w:pPr>
-              <w:spacing w:after="20"/>
-              <w:jc w:val="right"/>
-            </w:pPr>
-            <w:r>
-              <w:rPr>
-                <w:color w:val="1C3A36"/>
-                <w:sz w:val="16"/>
-              </w:rPr>
-              <w:t>lifts FY2023 operating profit by EGP 4.1m (0.34%); worth about EGP 0.12 a share</w:t>
-            </w:r>
-          </w:p>
-        </w:tc>
-      </w:tr>
-      <w:tr>
-        <w:tc>
-          <w:tcPr>
-            <w:tcW w:type="dxa" w:w="3888"/>
-            <w:shd w:val="clear" w:color="auto" w:fill="F6F1E6"/>
-          </w:tcPr>
-          <w:p>
-            <w:pPr>
-              <w:spacing w:after="20"/>
-            </w:pPr>
-            <w:r>
-              <w:rPr>
-                <w:b/>
-                <w:color w:val="1C3A36"/>
-                <w:sz w:val="16"/>
-              </w:rPr>
-              <w:t>THE SINGLE WEIGHTED CENTRE IS WITHDRAWN</w:t>
-            </w:r>
-          </w:p>
-        </w:tc>
-        <w:tc>
-          <w:tcPr>
-            <w:tcW w:type="dxa" w:w="6048"/>
-            <w:shd w:val="clear" w:color="auto" w:fill="F6F1E6"/>
-          </w:tcPr>
-          <w:p>
-            <w:pPr>
-              <w:spacing w:after="20"/>
-              <w:jc w:val="right"/>
-            </w:pPr>
-            <w:r>
-              <w:rPr>
-                <w:b/>
-                <w:color w:val="1C3A36"/>
-                <w:sz w:val="16"/>
-              </w:rPr>
-              <w:t>the first edition weighted Frame A and Frame B at a quarter each inside one number. Weighting both frames inside one number IS averaging them, which this study says five times that it never does. Each frame now carries the cash-flow weight in full, on its own, and TWO centres are published</w:t>
-            </w:r>
-          </w:p>
-        </w:tc>
-      </w:tr>
-      <w:tr>
-        <w:tc>
-          <w:tcPr>
-            <w:tcW w:type="dxa" w:w="3888"/>
-          </w:tcPr>
-          <w:p>
-            <w:pPr>
-              <w:spacing w:after="20"/>
-            </w:pPr>
-            <w:r>
-              <w:rPr>
-                <w:color w:val="1C3A36"/>
-                <w:sz w:val="16"/>
-              </w:rPr>
-              <w:t>The terminal return on invested capital is now COMPUTED, not assumed</w:t>
-            </w:r>
-          </w:p>
-        </w:tc>
-        <w:tc>
-          <w:tcPr>
-            <w:tcW w:type="dxa" w:w="6048"/>
-          </w:tcPr>
-          <w:p>
-            <w:pPr>
-              <w:spacing w:after="20"/>
-              <w:jc w:val="right"/>
-            </w:pPr>
-            <w:r>
-              <w:rPr>
-                <w:color w:val="1C3A36"/>
-                <w:sz w:val="16"/>
-              </w:rPr>
-              <w:t>it was asserted at 20% against a forecast that reaches 19.17% in FY2030E. It now READS the model's own final year, so terminal reinvestment rises from 25.0% to 36.5% of terminal operating profit after tax</w:t>
-            </w:r>
-          </w:p>
-        </w:tc>
-      </w:tr>
-      <w:tr>
-        <w:tc>
-          <w:tcPr>
-            <w:tcW w:type="dxa" w:w="3888"/>
-          </w:tcPr>
-          <w:p>
-            <w:pPr>
-              <w:spacing w:after="20"/>
-            </w:pPr>
-            <w:r>
-              <w:rPr>
-                <w:color w:val="1C3A36"/>
-                <w:sz w:val="16"/>
-              </w:rPr>
-              <w:t>The terminal year is charged the depreciation the forecast never charged</w:t>
-            </w:r>
-          </w:p>
-        </w:tc>
-        <w:tc>
-          <w:tcPr>
-            <w:tcW w:type="dxa" w:w="6048"/>
-          </w:tcPr>
-          <w:p>
-            <w:pPr>
-              <w:spacing w:after="20"/>
-              <w:jc w:val="right"/>
-            </w:pPr>
-            <w:r>
-              <w:rPr>
-                <w:color w:val="1C3A36"/>
-                <w:sz w:val="16"/>
-              </w:rPr>
-              <w:t>EGP 3,440 million of construction is still parked at FY2030E and had never entered the depreciable base. A perpetuity cannot capitalise profit on capital it never charges, so EGP 213 million a year is now deducted before the terminal value is struck</w:t>
-            </w:r>
-          </w:p>
-        </w:tc>
-      </w:tr>
-      <w:tr>
-        <w:tc>
-          <w:tcPr>
-            <w:tcW w:type="dxa" w:w="3888"/>
-          </w:tcPr>
-          <w:p>
-            <w:pPr>
-              <w:spacing w:after="20"/>
-            </w:pPr>
-            <w:r>
-              <w:rPr>
-                <w:color w:val="1C3A36"/>
-                <w:sz w:val="16"/>
-              </w:rPr>
-              <w:t>The terminal debt weight is now DERIVED and published on both bases</w:t>
-            </w:r>
-          </w:p>
-        </w:tc>
-        <w:tc>
-          <w:tcPr>
-            <w:tcW w:type="dxa" w:w="6048"/>
-          </w:tcPr>
-          <w:p>
-            <w:pPr>
-              <w:spacing w:after="20"/>
-              <w:jc w:val="right"/>
-            </w:pPr>
-            <w:r>
-              <w:rPr>
-                <w:color w:val="1C3A36"/>
-                <w:sz w:val="16"/>
-              </w:rPr>
-              <w:t>it was 20%, described as reconciled to the forecast balance sheet. It reconciled to neither reading of that sheet: 25.5% on today's market values, 36.2% on the funded forecast book. The market reading is used and both are shown</w:t>
-            </w:r>
-          </w:p>
-        </w:tc>
-      </w:tr>
-      <w:tr>
-        <w:tc>
-          <w:tcPr>
-            <w:tcW w:type="dxa" w:w="3888"/>
-          </w:tcPr>
-          <w:p>
-            <w:pPr>
-              <w:spacing w:after="20"/>
-            </w:pPr>
-            <w:r>
-              <w:rPr>
-                <w:color w:val="1C3A36"/>
-                <w:sz w:val="16"/>
-              </w:rPr>
-              <w:t>Free cash flow is taxed at the EFFECTIVE rate, not the statutory rate</w:t>
-            </w:r>
-          </w:p>
-        </w:tc>
-        <w:tc>
-          <w:tcPr>
-            <w:tcW w:type="dxa" w:w="6048"/>
-          </w:tcPr>
-          <w:p>
-            <w:pPr>
-              <w:spacing w:after="20"/>
-              <w:jc w:val="right"/>
-            </w:pPr>
-            <w:r>
-              <w:rPr>
-                <w:color w:val="1C3A36"/>
-                <w:sz w:val="16"/>
-              </w:rPr>
-              <w:t>the model conceded a 23.5% effective burden in one place and applied 22.5% in the cash-flow engine. One rate now runs both</w:t>
-            </w:r>
-          </w:p>
-        </w:tc>
-      </w:tr>
-      <w:tr>
-        <w:tc>
-          <w:tcPr>
-            <w:tcW w:type="dxa" w:w="3888"/>
-          </w:tcPr>
-          <w:p>
-            <w:pPr>
-              <w:spacing w:after="20"/>
-            </w:pPr>
-            <w:r>
-              <w:rPr>
-                <w:color w:val="1C3A36"/>
-                <w:sz w:val="16"/>
-              </w:rPr>
-              <w:t>The forecast balance sheet is FUNDED and now balances</w:t>
-            </w:r>
-          </w:p>
-        </w:tc>
-        <w:tc>
-          <w:tcPr>
-            <w:tcW w:type="dxa" w:w="6048"/>
-          </w:tcPr>
-          <w:p>
-            <w:pPr>
-              <w:spacing w:after="20"/>
-              <w:jc w:val="right"/>
-            </w:pPr>
-            <w:r>
-              <w:rPr>
-                <w:color w:val="1C3A36"/>
-                <w:sz w:val="16"/>
-              </w:rPr>
-              <w:t>cash and gross borrowings were frozen at their audited levels for five years while equity compounded, so the statement was out by up to 6.6% of total assets and no balance check was ever computed. Gross borrowings are now the funding plug, a total liabilities-and-equity row and a balance check have been added, and both are zero in every forecast column</w:t>
-            </w:r>
-          </w:p>
-        </w:tc>
-      </w:tr>
-      <w:tr>
-        <w:tc>
-          <w:tcPr>
-            <w:tcW w:type="dxa" w:w="3888"/>
-          </w:tcPr>
-          <w:p>
-            <w:pPr>
-              <w:spacing w:after="20"/>
-            </w:pPr>
-            <w:r>
-              <w:rPr>
-                <w:color w:val="1C3A36"/>
-                <w:sz w:val="16"/>
-              </w:rPr>
-              <w:t>The trailing multiples are applied to TRAILING earnings</w:t>
-            </w:r>
-          </w:p>
-        </w:tc>
-        <w:tc>
-          <w:tcPr>
-            <w:tcW w:type="dxa" w:w="6048"/>
-          </w:tcPr>
-          <w:p>
-            <w:pPr>
-              <w:spacing w:after="20"/>
-              <w:jc w:val="right"/>
-            </w:pPr>
-            <w:r>
-              <w:rPr>
-                <w:color w:val="1C3A36"/>
-                <w:sz w:val="16"/>
-              </w:rPr>
-              <w:t>two of the three legs of the relative lens were labelled trailing and applied to FY2026E earnings, which are BELOW trailing because of the depreciation step. Each leg now takes the earnings of its own period</w:t>
-            </w:r>
-          </w:p>
-        </w:tc>
-      </w:tr>
-      <w:tr>
-        <w:tc>
-          <w:tcPr>
-            <w:tcW w:type="dxa" w:w="3888"/>
-          </w:tcPr>
-          <w:p>
-            <w:pPr>
-              <w:spacing w:after="20"/>
-            </w:pPr>
-            <w:r>
-              <w:rPr>
-                <w:color w:val="1C3A36"/>
-                <w:sz w:val="16"/>
-              </w:rPr>
-              <w:t>The peer anchor is relabelled a struck reference and moved to the midpoint</w:t>
-            </w:r>
-          </w:p>
-        </w:tc>
-        <w:tc>
-          <w:tcPr>
-            <w:tcW w:type="dxa" w:w="6048"/>
-          </w:tcPr>
-          <w:p>
-            <w:pPr>
-              <w:spacing w:after="20"/>
-              <w:jc w:val="right"/>
-            </w:pPr>
-            <w:r>
-              <w:rPr>
-                <w:color w:val="1C3A36"/>
-                <w:sz w:val="16"/>
-              </w:rPr>
-              <w:t>it was called a peer median at 19.5 times. Only two observations are disclosed, 26.7x and 16.0x, whose midpoint is 21.35x. It is now that midpoint and it is not called a median</w:t>
-            </w:r>
-          </w:p>
-        </w:tc>
-      </w:tr>
-      <w:tr>
-        <w:tc>
-          <w:tcPr>
-            <w:tcW w:type="dxa" w:w="3888"/>
-          </w:tcPr>
-          <w:p>
-            <w:pPr>
-              <w:spacing w:after="20"/>
-            </w:pPr>
-            <w:r>
-              <w:rPr>
-                <w:color w:val="1C3A36"/>
-                <w:sz w:val="16"/>
-              </w:rPr>
-              <w:t>The risk-free rate and the share price are struck on ONE date</w:t>
-            </w:r>
-          </w:p>
-        </w:tc>
-        <w:tc>
-          <w:tcPr>
-            <w:tcW w:type="dxa" w:w="6048"/>
-          </w:tcPr>
-          <w:p>
-            <w:pPr>
-              <w:spacing w:after="20"/>
-              <w:jc w:val="right"/>
-            </w:pPr>
-            <w:r>
-              <w:rPr>
-                <w:color w:val="1C3A36"/>
-                <w:sz w:val="16"/>
-              </w:rPr>
-              <w:t>the yield carried a 21 July 2026 print against a 6 August 2026 share price. Both are now 6 August, and the country-risk dataset moves to its mid-year vintage</w:t>
-            </w:r>
-          </w:p>
-        </w:tc>
-      </w:tr>
-      <w:tr>
-        <w:tc>
-          <w:tcPr>
-            <w:tcW w:type="dxa" w:w="3888"/>
-          </w:tcPr>
-          <w:p>
-            <w:pPr>
-              <w:spacing w:after="20"/>
-            </w:pPr>
-            <w:r>
-              <w:rPr>
-                <w:color w:val="1C3A36"/>
-                <w:sz w:val="16"/>
-              </w:rPr>
-              <w:t>The sustainable return and the book lens are live in the workbook</w:t>
-            </w:r>
-          </w:p>
-        </w:tc>
-        <w:tc>
-          <w:tcPr>
-            <w:tcW w:type="dxa" w:w="6048"/>
-          </w:tcPr>
-          <w:p>
-            <w:pPr>
-              <w:spacing w:after="20"/>
-              <w:jc w:val="right"/>
-            </w:pPr>
-            <w:r>
-              <w:rPr>
-                <w:color w:val="1C3A36"/>
-                <w:sz w:val="16"/>
-              </w:rPr>
-              <w:t>the book-value lens was a constant multiple typed inside a formula, so that lens did not move for any driver. Both the multiple and the return behind it now read the forecast</w:t>
-            </w:r>
-          </w:p>
-        </w:tc>
-      </w:tr>
-      <w:tr>
-        <w:tc>
-          <w:tcPr>
-            <w:tcW w:type="dxa" w:w="3888"/>
-          </w:tcPr>
-          <w:p>
-            <w:pPr>
-              <w:spacing w:after="20"/>
-            </w:pPr>
-            <w:r>
-              <w:rPr>
-                <w:color w:val="1C3A36"/>
-                <w:sz w:val="16"/>
-              </w:rPr>
-              <w:t>The appendix income statement prints what the model computes</w:t>
-            </w:r>
-          </w:p>
-        </w:tc>
-        <w:tc>
-          <w:tcPr>
-            <w:tcW w:type="dxa" w:w="6048"/>
-          </w:tcPr>
-          <w:p>
-            <w:pPr>
-              <w:spacing w:after="20"/>
-              <w:jc w:val="right"/>
-            </w:pPr>
-            <w:r>
-              <w:rPr>
-                <w:color w:val="1C3A36"/>
-                <w:sz w:val="16"/>
-              </w:rPr>
-              <w:t>its attributable-profit row printed retained earnings and its finance-cost row was a first-edition artefact. Both now come from the model rows the valuation uses</w:t>
-            </w:r>
-          </w:p>
-        </w:tc>
-      </w:tr>
-      <w:tr>
-        <w:tc>
-          <w:tcPr>
-            <w:tcW w:type="dxa" w:w="3888"/>
-          </w:tcPr>
-          <w:p>
-            <w:pPr>
-              <w:spacing w:after="20"/>
-            </w:pPr>
-            <w:r>
-              <w:rPr>
-                <w:color w:val="1C3A36"/>
-                <w:sz w:val="16"/>
-              </w:rPr>
-              <w:t>The terminal is fed the LAST forecast year’s cash flow, not a year already grown</w:t>
-            </w:r>
-          </w:p>
-        </w:tc>
-        <w:tc>
-          <w:tcPr>
-            <w:tcW w:type="dxa" w:w="6048"/>
-          </w:tcPr>
-          <w:p>
-            <w:pPr>
-              <w:spacing w:after="20"/>
-              <w:jc w:val="right"/>
-            </w:pPr>
-            <w:r>
-              <w:rPr>
-                <w:color w:val="1C3A36"/>
-                <w:sz w:val="16"/>
-              </w:rPr>
-              <w:t>the terminal formula grows the free cash flow one year itself and values the result at the end of the last forecast year, which is where the discount factor lands it. The profit, the depreciation and the working capital handed to it had already been grown once, so the terminal capitalised a flow a year further out than the factor it was discounted at. Correcting it lowers the terminal by -6.9% on Frame A and -6.9% on Frame B, and the value per share by -7.1% and -6.7% — the larger share effect is gearing, not a second change</w:t>
-            </w:r>
-          </w:p>
-        </w:tc>
-      </w:tr>
-      <w:tr>
-        <w:tc>
-          <w:tcPr>
-            <w:tcW w:type="dxa" w:w="3888"/>
-            <w:shd w:val="clear" w:color="auto" w:fill="F6F1E6"/>
-          </w:tcPr>
-          <w:p>
-            <w:pPr>
-              <w:spacing w:after="20"/>
-            </w:pPr>
-            <w:r>
-              <w:rPr>
-                <w:b/>
-                <w:color w:val="1C3A36"/>
-                <w:sz w:val="16"/>
-              </w:rPr>
-              <w:t>NET EFFECT ON THE CENTRE</w:t>
-            </w:r>
-          </w:p>
-        </w:tc>
-        <w:tc>
-          <w:tcPr>
-            <w:tcW w:type="dxa" w:w="6048"/>
-            <w:shd w:val="clear" w:color="auto" w:fill="F6F1E6"/>
-          </w:tcPr>
-          <w:p>
-            <w:pPr>
-              <w:spacing w:after="20"/>
-              <w:jc w:val="right"/>
-            </w:pPr>
-            <w:r>
-              <w:rPr>
-                <w:b/>
-                <w:color w:val="1C3A36"/>
-                <w:sz w:val="16"/>
-              </w:rPr>
-              <w:t>a single EGP 79.64 becomes a PAIR: EGP 85.25 on Frame A (7%) and EGP 102.89 on Frame B (29%)</w:t>
-            </w:r>
-          </w:p>
-        </w:tc>
-      </w:tr>
-    </w:tbl>
-    <w:p>
-      <w:pPr>
-        <w:spacing w:after="40"/>
-      </w:pPr>
-    </w:p>
-    <w:p>
-      <w:pPr>
-        <w:spacing w:after="200" w:before="0"/>
-      </w:pPr>
-      <w:r>
-        <w:rPr>
-          <w:b w:val="0"/>
-          <w:i/>
-          <w:color w:val="6E7B77"/>
-          <w:sz w:val="17"/>
-        </w:rPr>
-        <w:t>Table 18 — every change from the first edition, and its direction.</w:t>
       </w:r>
     </w:p>
     <w:tbl>
@@ -15581,7 +14770,7 @@
           <w:color w:val="6E7B77"/>
           <w:sz w:val="17"/>
         </w:rPr>
-        <w:t>Table 19 — every limitation this study knows about, and what would resolve it.</w:t>
+        <w:t>Table 18 — every limitation this study knows about, and what would resolve it.</w:t>
       </w:r>
     </w:p>
     <w:p>
@@ -18525,7 +17714,7 @@
           <w:color w:val="6E7B77"/>
           <w:sz w:val="17"/>
         </w:rPr>
-        <w:t>Table 20 — three audited years and five forecast years. Every forecast line is the model row the valuation itself uses. The attributable-profit line is attributable profit; the retained portion is a separate memorandum line beneath it, because the equity roll-forward in Appendix A.2 needs it. The finance-cost line is the charge the model carries, calibrated to the first quarter of 2026 — it is not the marginal cost of debt used in the discount rate, which is a different and higher forward rate. Earnings per share for FY2023 and FY2024 use the 148.76 million shares then in issue and FY2025 uses the audited weighted average of 162.02 million; the forecast columns use the 168.76 million now in issue.</w:t>
+        <w:t>Table 19 — three audited years and five forecast years. Every forecast line is the model row the valuation itself uses. The attributable-profit line is attributable profit; the retained portion is a separate memorandum line beneath it, because the equity roll-forward in Appendix A.2 needs it. The finance-cost line is the charge the model carries, calibrated to the first quarter of 2026 — it is not the marginal cost of debt used in the discount rate, which is a different and higher forward rate. Earnings per share for FY2023 and FY2024 use the 148.76 million shares then in issue and FY2025 uses the audited weighted average of 162.02 million; the forecast columns use the 168.76 million now in issue.</w:t>
       </w:r>
     </w:p>
     <w:p>
@@ -20413,7 +19602,7 @@
           <w:color w:val="6E7B77"/>
           <w:sz w:val="17"/>
         </w:rPr>
-        <w:t>Table 21 — the balance sheet, WHICH BALANCES. The property and construction lines roll forward on the transfer schedule and working capital is projected from the disclosed day ratios; cash is held at the audited operating minimum and gross borrowings carry whatever the asset side needs that trade credit, provisions and equity do not supply. The first edition froze cash AND borrowings for five years while equity compounded, which left the forecast columns out by up to 6.6% of total assets with no check row to show it. Borrowings therefore RISE before they fall: the working-capital build and the first year's capital spending are debt-funded while a 40% payout continues. The lines above are a summary; the full statement, a total liabilities-and-equity row and an explicit balance-check row are in the accompanying model, where the check reads zero in every forecast column and carries residuals of −4.1, +0.2 and +0.4 million in the three audited columns — under 0.05% of total assets, from grouping the filed statement into these captions.</w:t>
+        <w:t>Table 20 — the balance sheet, WHICH BALANCES. The property and construction lines roll forward on the transfer schedule and working capital is projected from the disclosed day ratios; cash is held at the audited operating minimum and gross borrowings carry whatever the asset side needs that trade credit, provisions and equity do not supply. The first edition froze cash AND borrowings for five years while equity compounded, which left the forecast columns out by up to 6.6% of total assets with no check row to show it. Borrowings therefore RISE before they fall: the working-capital build and the first year's capital spending are debt-funded while a 40% payout continues. The lines above are a summary; the full statement, a total liabilities-and-equity row and an explicit balance-check row are in the accompanying model, where the check reads zero in every forecast column and carries residuals of −4.1, +0.2 and +0.4 million in the three audited columns — under 0.05% of total assets, from grouping the filed statement into these captions.</w:t>
       </w:r>
     </w:p>
     <w:p>
@@ -21375,7 +20564,7 @@
           <w:color w:val="6E7B77"/>
           <w:sz w:val="17"/>
         </w:rPr>
-        <w:t>Table 22 — the asset-conversion cycle, projected rather than plugged. The 268-day inventory position is a stated policy: the company holds a strategic raw-material stockpile it says covers at least eight months.</w:t>
+        <w:t>Table 21 — the asset-conversion cycle, projected rather than plugged. The 268-day inventory position is a stated policy: the company holds a strategic raw-material stockpile it says covers at least eight months.</w:t>
       </w:r>
     </w:p>
     <w:p>
@@ -23603,7 +22792,7 @@
           <w:color w:val="6E7B77"/>
           <w:sz w:val="17"/>
         </w:rPr>
-        <w:t>Table 23 — the third forecast year as a range, and the fourth and fifth stated as carrying none. The range is the point projection MULTIPLIED by how far the outturn came in from the projection at each replayed year-end, so a factor above one means the outturn came in ABOVE the projection — which is the direction almost every reading runs, because the method under-stated the scale of this company in a decade of currency moves rather than mis-stating its shape. Reading the multiplier the other way up would move a forecast the wrong way, and both values look equally ordinary on a page, which is why the direction is stated here rather than left to be inferred. The basis is a SPAN and is not called anything else: it is the widest and the narrowest of the readings behind it, not a percentile, because a percentile needs more readings than this record holds. The range at the third forecast year on revenue, cost of sales, gross profit and profit for the year is the full span of 3 past observations of this method's own error. That is too few to carry a probability, and none is claimed: it is the widest and narrowest this method has been on this company, not a confidence interval. The range at the third forecast year on depreciation and amortisation and capital expenditure is the full span of 2 past observations of this method's own error. That is too few to carry a probability, and none is claimed: it is the widest and narrowest this method has been on this company, not a confidence interval. The fourth and fifth forecast years are shown as published in Appendix A.1 and are marked here as carrying no measured range, because the replay covers three years ahead and no further. Nothing in this table changes the valuation: the fair-value range in the summary is struck on the point path above it, and this is the disclosure of how wide the method's own error has been around that path.</w:t>
+        <w:t>Table 22 — the third forecast year as a range, and the fourth and fifth stated as carrying none. The range is the point projection MULTIPLIED by how far the outturn came in from the projection at each replayed year-end, so a factor above one means the outturn came in ABOVE the projection — which is the direction almost every reading runs, because the method under-stated the scale of this company in a decade of currency moves rather than mis-stating its shape. Reading the multiplier the other way up would move a forecast the wrong way, and both values look equally ordinary on a page, which is why the direction is stated here rather than left to be inferred. The basis is a SPAN and is not called anything else: it is the widest and the narrowest of the readings behind it, not a percentile, because a percentile needs more readings than this record holds. The range at the third forecast year on revenue, cost of sales, gross profit and profit for the year is the full span of 3 past observations of this method's own error. That is too few to carry a probability, and none is claimed: it is the widest and narrowest this method has been on this company, not a confidence interval. The range at the third forecast year on depreciation and amortisation and capital expenditure is the full span of 2 past observations of this method's own error. That is too few to carry a probability, and none is claimed: it is the widest and narrowest this method has been on this company, not a confidence interval. The fourth and fifth forecast years are shown as published in Appendix A.1 and are marked here as carrying no measured range, because the replay covers three years ahead and no further. Nothing in this table changes the valuation: the fair-value range in the summary is struck on the point path above it, and this is the disclosure of how wide the method's own error has been around that path.</w:t>
       </w:r>
     </w:p>
     <w:p>
@@ -24195,7 +23384,7 @@
           <w:color w:val="6E7B77"/>
           <w:sz w:val="17"/>
         </w:rPr>
-        <w:t>Table 24 — the peer set. No peer figure is used to build any historical number for EIPICO; peers appear only as a cross-check.</w:t>
+        <w:t>Table 23 — the peer set. No peer figure is used to build any historical number for EIPICO; peers appear only as a cross-check.</w:t>
       </w:r>
     </w:p>
     <w:p>
@@ -26525,7 +25714,7 @@
           <w:color w:val="1C3A36"/>
           <w:sz w:val="21"/>
         </w:rPr>
-        <w:t>Put together, the disagreement narrows to a single question, which is a good sign. All three agree on the audited history, on the cost of capital construction, and on the fact that the depreciation step is real and has already arrived. On the existing business — 65% capacity utilisation, a growing export book earned in hard currency, an administered domestic price that at least tracks inflation — their own worked values run from EGP 70.85 to EGP 85.25 a share, and the study's own two centres, EGP 85.25 and EGP 102.89, sit inside that. Those are the numbers; no wider claim is made for the business than its own lenses support.</w:t>
+        <w:t>Put together, the disagreement narrows to a single question, which is a good sign. All three agree on the audited history, on the cost of capital construction, and on the fact that the depreciation step is real and has already arrived. On the existing business — 65% capacity utilisation, a growing export book earned in hard currency, an administered domestic price that at least tracks inflation — their own worked values run from EGP 70.85 to EGP 85.25 a share. The study's own lower centre, EGP 85.25, sits inside that; the higher, EGP 102.89, sits above it. Those are the numbers; no wider claim is made for the business than its own lenses support.</w:t>
       </w:r>
     </w:p>
     <w:p>
@@ -27043,7 +26232,7 @@
           <w:color w:val="6E7B77"/>
           <w:sz w:val="17"/>
         </w:rPr>
-        <w:t>Table 25 — every gap in this study isolated to the assumption that causes it.</w:t>
+        <w:t>Table 24 — every gap in this study isolated to the assumption that causes it.</w:t>
       </w:r>
     </w:p>
     <w:p>

--- a/engine/phar_study/EIPICO_Valuation_Study_10-09-2026.docx
+++ b/engine/phar_study/EIPICO_Valuation_Study_10-09-2026.docx
@@ -204,7 +204,7 @@
                 <w:color w:val="1C3A36"/>
                 <w:sz w:val="19"/>
               </w:rPr>
-              <w:t>There is no single number, and that is deliberate. Five readings put fair value between EGP 55 and EGP 103 a share. Because the contested judgement below is carried BOTH ways and the two are never averaged, the study publishes TWO weighted centres: EGP 85.25 a share on the permanent-provision reading and EGP 102.89 on the normalising one. The market price is EGP 127.30. That gap is the study, and section 1.7 states exactly what would have to be true for the market to be right.</w:t>
+              <w:t>There is no single number, and that is deliberate. Five readings put fair value between EGP 62 and EGP 122 a share. Because the contested judgement below is carried BOTH ways and the two are never averaged, the study publishes TWO weighted centres: EGP 101.42 a share on the permanent-provision reading and EGP 121.61 on the normalising one. The market price is EGP 127.30. That gap is the study, and section 1.7 states exactly what would have to be true for the market to be right.</w:t>
             </w:r>
           </w:p>
           <w:p>
@@ -244,7 +244,7 @@
                 <w:color w:val="1C3A36"/>
                 <w:sz w:val="19"/>
               </w:rPr>
-              <w:t>It folds in the reviewed first quarter of 2026 and the separately issued audited FY2023 and FY2024 statements, obtained after the first issue. The first quarter CONFIRMED the study's central mechanism — the construction balance is transferring and the depreciation charge has more than doubled — but it also came in softer than the first edition assumed on revenue, associates and capital spending. The weighted centre moves from a single EGP 79.64 to a PAIR — EGP 85.25 and EGP 102.89 a share. Section 7 lists what changed and by how much.</w:t>
+              <w:t>It folds in the reviewed first quarter of 2026 and the separately issued audited FY2023 and FY2024 statements, obtained after the first issue. The first quarter CONFIRMED the study's central mechanism — the construction balance is transferring and the depreciation charge has more than doubled — but it also came in softer than the first edition assumed on revenue, associates and capital spending. The weighted centre moves from a single EGP 79.64 to a PAIR — EGP 101.42 and EGP 121.61 a share. Section 7 lists what changed and by how much.</w:t>
             </w:r>
           </w:p>
           <w:p>
@@ -348,7 +348,7 @@
           <w:color w:val="1C3A36"/>
           <w:sz w:val="21"/>
         </w:rPr>
-        <w:t>Against that, four methods that do not depend on the new plant at all — discounted cash flow, run on two framings of the provision charge and so giving five readings in total; book value against sustainable return; triangulated multiples; and normalised earnings power — cluster between EGP 55 and EGP 103. The market is above all of them.</w:t>
+        <w:t>Against that, four methods that do not depend on the new plant at all — discounted cash flow, run on two framings of the provision charge and so giving five readings in total; book value against sustainable return; triangulated multiples; and normalised earnings power — cluster between EGP 62 and EGP 122. The market is above all of them.</w:t>
       </w:r>
     </w:p>
     <w:p>
@@ -571,7 +571,7 @@
                 <w:color w:val="1C3A36"/>
                 <w:sz w:val="18"/>
               </w:rPr>
-              <w:t>85.25</w:t>
+              <w:t>101.42</w:t>
             </w:r>
           </w:p>
         </w:tc>
@@ -589,7 +589,7 @@
                 <w:color w:val="1C3A36"/>
                 <w:sz w:val="18"/>
               </w:rPr>
-              <w:t>-33%</w:t>
+              <w:t>-20%</w:t>
             </w:r>
           </w:p>
         </w:tc>
@@ -644,7 +644,7 @@
                 <w:color w:val="1C3A36"/>
                 <w:sz w:val="18"/>
               </w:rPr>
-              <w:t>102.89</w:t>
+              <w:t>121.61</w:t>
             </w:r>
           </w:p>
         </w:tc>
@@ -662,7 +662,7 @@
                 <w:color w:val="1C3A36"/>
                 <w:sz w:val="18"/>
               </w:rPr>
-              <w:t>-19%</w:t>
+              <w:t>-4%</w:t>
             </w:r>
           </w:p>
         </w:tc>
@@ -717,7 +717,7 @@
                 <w:color w:val="1C3A36"/>
                 <w:sz w:val="18"/>
               </w:rPr>
-              <w:t>70.85</w:t>
+              <w:t>82.66</w:t>
             </w:r>
           </w:p>
         </w:tc>
@@ -735,7 +735,7 @@
                 <w:color w:val="1C3A36"/>
                 <w:sz w:val="18"/>
               </w:rPr>
-              <w:t>-44%</w:t>
+              <w:t>-35%</w:t>
             </w:r>
           </w:p>
         </w:tc>
@@ -753,7 +753,7 @@
                 <w:color w:val="1C3A36"/>
                 <w:sz w:val="18"/>
               </w:rPr>
-              <w:t>justified 1.92x book of EGP 37.00</w:t>
+              <w:t>justified 2.23x book of EGP 37.00</w:t>
             </w:r>
           </w:p>
         </w:tc>
@@ -790,7 +790,7 @@
                 <w:color w:val="1C3A36"/>
                 <w:sz w:val="18"/>
               </w:rPr>
-              <w:t>55.45</w:t>
+              <w:t>61.57</w:t>
             </w:r>
           </w:p>
         </w:tc>
@@ -808,7 +808,7 @@
                 <w:color w:val="1C3A36"/>
                 <w:sz w:val="18"/>
               </w:rPr>
-              <w:t>-56%</w:t>
+              <w:t>-52%</w:t>
             </w:r>
           </w:p>
         </w:tc>
@@ -863,7 +863,7 @@
                 <w:color w:val="1C3A36"/>
                 <w:sz w:val="18"/>
               </w:rPr>
-              <w:t>72.28</w:t>
+              <w:t>84.33</w:t>
             </w:r>
           </w:p>
         </w:tc>
@@ -881,7 +881,7 @@
                 <w:color w:val="1C3A36"/>
                 <w:sz w:val="18"/>
               </w:rPr>
-              <w:t>-43%</w:t>
+              <w:t>-34%</w:t>
             </w:r>
           </w:p>
         </w:tc>
@@ -940,7 +940,7 @@
                 <w:color w:val="1C3A36"/>
                 <w:sz w:val="18"/>
               </w:rPr>
-              <w:t>85.25</w:t>
+              <w:t>101.42</w:t>
             </w:r>
           </w:p>
         </w:tc>
@@ -960,7 +960,7 @@
                 <w:color w:val="1C3A36"/>
                 <w:sz w:val="18"/>
               </w:rPr>
-              <w:t>-33%</w:t>
+              <w:t>-20%</w:t>
             </w:r>
           </w:p>
         </w:tc>
@@ -1021,7 +1021,7 @@
                 <w:color w:val="1C3A36"/>
                 <w:sz w:val="18"/>
               </w:rPr>
-              <w:t>102.89</w:t>
+              <w:t>121.61</w:t>
             </w:r>
           </w:p>
         </w:tc>
@@ -1041,7 +1041,7 @@
                 <w:color w:val="1C3A36"/>
                 <w:sz w:val="18"/>
               </w:rPr>
-              <w:t>-19%</w:t>
+              <w:t>-4%</w:t>
             </w:r>
           </w:p>
         </w:tc>
@@ -1098,7 +1098,7 @@
                 <w:color w:val="1C3A36"/>
                 <w:sz w:val="18"/>
               </w:rPr>
-              <w:t>75.95 / 84.78</w:t>
+              <w:t>89.13 / 99.22</w:t>
             </w:r>
           </w:p>
         </w:tc>
@@ -1174,7 +1174,7 @@
                 <w:color w:val="1C3A36"/>
                 <w:sz w:val="18"/>
               </w:rPr>
-              <w:t>55.45 – 102.89</w:t>
+              <w:t>61.57 – 121.61</w:t>
             </w:r>
           </w:p>
         </w:tc>
@@ -1813,7 +1813,7 @@
                 <w:color w:val="1C3A36"/>
                 <w:sz w:val="18"/>
               </w:rPr>
-              <w:t>15.47%</w:t>
+              <w:t>14.36%</w:t>
             </w:r>
           </w:p>
         </w:tc>
@@ -4099,7 +4099,7 @@
                 <w:color w:val="1C3A36"/>
                 <w:sz w:val="17"/>
               </w:rPr>
-              <w:t>21.01%</w:t>
+              <w:t>20.71%</w:t>
             </w:r>
           </w:p>
         </w:tc>
@@ -4119,7 +4119,7 @@
                 <w:color w:val="1C3A36"/>
                 <w:sz w:val="17"/>
               </w:rPr>
-              <w:t>18.79%</w:t>
+              <w:t>18.17%</w:t>
             </w:r>
           </w:p>
         </w:tc>
@@ -4139,7 +4139,7 @@
                 <w:color w:val="1C3A36"/>
                 <w:sz w:val="17"/>
               </w:rPr>
-              <w:t>16.95%</w:t>
+              <w:t>16.05%</w:t>
             </w:r>
           </w:p>
         </w:tc>
@@ -4159,7 +4159,7 @@
                 <w:color w:val="1C3A36"/>
                 <w:sz w:val="17"/>
               </w:rPr>
-              <w:t>15.47%</w:t>
+              <w:t>14.36%</w:t>
             </w:r>
           </w:p>
         </w:tc>
@@ -4214,7 +4214,7 @@
                 <w:color w:val="1C3A36"/>
                 <w:sz w:val="17"/>
               </w:rPr>
-              <w:t>0.6717</w:t>
+              <w:t>0.6733</w:t>
             </w:r>
           </w:p>
         </w:tc>
@@ -4232,7 +4232,7 @@
                 <w:color w:val="1C3A36"/>
                 <w:sz w:val="17"/>
               </w:rPr>
-              <w:t>0.5654</w:t>
+              <w:t>0.5698</w:t>
             </w:r>
           </w:p>
         </w:tc>
@@ -4250,7 +4250,7 @@
                 <w:color w:val="1C3A36"/>
                 <w:sz w:val="17"/>
               </w:rPr>
-              <w:t>0.4835</w:t>
+              <w:t>0.4910</w:t>
             </w:r>
           </w:p>
         </w:tc>
@@ -4268,7 +4268,7 @@
                 <w:color w:val="1C3A36"/>
                 <w:sz w:val="17"/>
               </w:rPr>
-              <w:t>0.4187</w:t>
+              <w:t>0.4294</w:t>
             </w:r>
           </w:p>
         </w:tc>
@@ -4323,7 +4323,7 @@
                 <w:color w:val="1C3A36"/>
                 <w:sz w:val="17"/>
               </w:rPr>
-              <w:t>771</w:t>
+              <w:t>773</w:t>
             </w:r>
           </w:p>
         </w:tc>
@@ -4341,7 +4341,7 @@
                 <w:color w:val="1C3A36"/>
                 <w:sz w:val="17"/>
               </w:rPr>
-              <w:t>1,069</w:t>
+              <w:t>1,078</w:t>
             </w:r>
           </w:p>
         </w:tc>
@@ -4359,7 +4359,7 @@
                 <w:color w:val="1C3A36"/>
                 <w:sz w:val="17"/>
               </w:rPr>
-              <w:t>1,131</w:t>
+              <w:t>1,149</w:t>
             </w:r>
           </w:p>
         </w:tc>
@@ -4377,7 +4377,7 @@
                 <w:color w:val="1C3A36"/>
                 <w:sz w:val="17"/>
               </w:rPr>
-              <w:t>1,189</w:t>
+              <w:t>1,220</w:t>
             </w:r>
           </w:p>
         </w:tc>
@@ -4520,7 +4520,7 @@
                 <w:color w:val="1C3A36"/>
                 <w:sz w:val="18"/>
               </w:rPr>
-              <w:t>4,030</w:t>
+              <w:t>4,089</w:t>
             </w:r>
           </w:p>
         </w:tc>
@@ -4538,7 +4538,7 @@
                 <w:color w:val="1C3A36"/>
                 <w:sz w:val="18"/>
               </w:rPr>
-              <w:t>23.88</w:t>
+              <w:t>24.23</w:t>
             </w:r>
           </w:p>
         </w:tc>
@@ -4575,7 +4575,7 @@
                 <w:color w:val="1C3A36"/>
                 <w:sz w:val="18"/>
               </w:rPr>
-              <w:t>14,733</w:t>
+              <w:t>17,403</w:t>
             </w:r>
           </w:p>
         </w:tc>
@@ -4593,7 +4593,7 @@
                 <w:color w:val="1C3A36"/>
                 <w:sz w:val="18"/>
               </w:rPr>
-              <w:t>87.30</w:t>
+              <w:t>103.13</w:t>
             </w:r>
           </w:p>
         </w:tc>
@@ -4630,7 +4630,7 @@
                 <w:color w:val="1C3A36"/>
                 <w:sz w:val="18"/>
               </w:rPr>
-              <w:t>18,763</w:t>
+              <w:t>21,492</w:t>
             </w:r>
           </w:p>
         </w:tc>
@@ -4648,7 +4648,7 @@
                 <w:color w:val="1C3A36"/>
                 <w:sz w:val="18"/>
               </w:rPr>
-              <w:t>111.19</w:t>
+              <w:t>127.36</w:t>
             </w:r>
           </w:p>
         </w:tc>
@@ -4689,7 +4689,7 @@
                 <w:color w:val="1C3A36"/>
                 <w:sz w:val="18"/>
               </w:rPr>
-              <w:t>79%</w:t>
+              <w:t>81%</w:t>
             </w:r>
           </w:p>
         </w:tc>
@@ -4910,7 +4910,7 @@
                 <w:color w:val="1C3A36"/>
                 <w:sz w:val="18"/>
               </w:rPr>
-              <w:t>21,754</w:t>
+              <w:t>24,483</w:t>
             </w:r>
           </w:p>
         </w:tc>
@@ -4928,7 +4928,7 @@
                 <w:color w:val="1C3A36"/>
                 <w:sz w:val="18"/>
               </w:rPr>
-              <w:t>128.91</w:t>
+              <w:t>145.08</w:t>
             </w:r>
           </w:p>
         </w:tc>
@@ -4969,7 +4969,7 @@
                 <w:color w:val="1C3A36"/>
                 <w:sz w:val="18"/>
               </w:rPr>
-              <w:t>68%</w:t>
+              <w:t>71%</w:t>
             </w:r>
           </w:p>
         </w:tc>
@@ -5141,7 +5141,7 @@
                 <w:color w:val="1C3A36"/>
                 <w:sz w:val="18"/>
               </w:rPr>
-              <w:t>14,386</w:t>
+              <w:t>17,115</w:t>
             </w:r>
           </w:p>
         </w:tc>
@@ -5159,7 +5159,7 @@
                 <w:color w:val="1C3A36"/>
                 <w:sz w:val="18"/>
               </w:rPr>
-              <w:t>85.25</w:t>
+              <w:t>101.42</w:t>
             </w:r>
           </w:p>
         </w:tc>
@@ -5200,7 +5200,7 @@
                 <w:color w:val="1C3A36"/>
                 <w:sz w:val="18"/>
               </w:rPr>
-              <w:t>17,364</w:t>
+              <w:t>20,523</w:t>
             </w:r>
           </w:p>
         </w:tc>
@@ -5220,7 +5220,7 @@
                 <w:color w:val="1C3A36"/>
                 <w:sz w:val="18"/>
               </w:rPr>
-              <w:t>102.89</w:t>
+              <w:t>121.61</w:t>
             </w:r>
           </w:p>
         </w:tc>
@@ -5242,7 +5242,7 @@
           <w:color w:val="6E7B77"/>
           <w:sz w:val="17"/>
         </w:rPr>
-        <w:t>Table 5 — the enterprise-to-equity bridge. The terminal share is shown on BOTH bases, as a line of the bridge rather than a footnote: it is 79% of the CORE operating value and 68% of the total, which also carries the associates and the assets held for sale. The pre-revenue active-ingredient company sits on its OWN line at carrying cost — it is not earnings, and it is not folded into a line that says it is. The non-controlling interest deducted is the post-deconsolidation figure; the audited 31 December 2025 minority of EGP 288.7 million belonged to the subsidiary that was deconsolidated in the first quarter, and section 7 records that the net debt above is the December balance while this deduction is the March one.</w:t>
+        <w:t>Table 5 — the enterprise-to-equity bridge. The terminal share is shown on BOTH bases, as a line of the bridge rather than a footnote: it is 81% of the CORE operating value and 71% of the total, which also carries the associates and the assets held for sale. The pre-revenue active-ingredient company sits on its OWN line at carrying cost — it is not earnings, and it is not folded into a line that says it is. The non-controlling interest deducted is the post-deconsolidation figure; the audited 31 December 2025 minority of EGP 288.7 million belonged to the subsidiary that was deconsolidated in the first quarter, and section 7 records that the net debt above is the December balance while this deduction is the March one.</w:t>
       </w:r>
     </w:p>
     <w:p>
@@ -5270,7 +5270,7 @@
           <w:color w:val="1C3A36"/>
           <w:sz w:val="21"/>
         </w:rPr>
-        <w:t>Book value attributable to shareholders was EGP 6,243 million at the year end, EGP 37.00 a share. Return on average equity was 24.6% in FY2024 and 26.5% in FY2025. The forecast path is 20.4% / 23.5% / 26.1% / 27.4% / 27.8% — it RISES through the window rather than settling, so the sustainable return used here is the mean of its last three years, 27.11%, read off that path rather than chosen. A business earning 27.1% on equity while its perpetual cost of equity is 17.50% is worth more than its book: the multiple that relationship justifies is (return less growth) over (cost of equity less growth), or 1.92 times book — EGP 70.85 a share.</w:t>
+        <w:t>Book value attributable to shareholders was EGP 6,243 million at the year end, EGP 37.00 a share. Return on average equity was 24.6% in FY2024 and 26.5% in FY2025. The forecast path is 20.4% / 23.5% / 26.1% / 27.4% / 27.8% — it RISES through the window rather than settling, so the sustainable return used here is the mean of its last three years, 27.11%, read off that path rather than chosen. A business earning 27.1% on equity while its perpetual cost of equity is 16.00% is worth more than its book: the multiple that relationship justifies is (return less growth) over (cost of equity less growth), or 2.23 times book — EGP 82.66 a share.</w:t>
       </w:r>
     </w:p>
     <w:p>
@@ -5439,7 +5439,7 @@
                 <w:color w:val="1C3A36"/>
                 <w:sz w:val="17"/>
               </w:rPr>
-              <w:t>7.06x</w:t>
+              <w:t>8.24x</w:t>
             </w:r>
           </w:p>
         </w:tc>
@@ -5457,7 +5457,7 @@
                 <w:color w:val="1C3A36"/>
                 <w:sz w:val="17"/>
               </w:rPr>
-              <w:t>58.09</w:t>
+              <w:t>67.77</w:t>
             </w:r>
           </w:p>
         </w:tc>
@@ -5585,7 +5585,7 @@
                 <w:color w:val="1C3A36"/>
                 <w:sz w:val="17"/>
               </w:rPr>
-              <w:t>6.10x</w:t>
+              <w:t>7.12x</w:t>
             </w:r>
           </w:p>
         </w:tc>
@@ -5603,7 +5603,7 @@
                 <w:color w:val="1C3A36"/>
                 <w:sz w:val="17"/>
               </w:rPr>
-              <w:t>52.11</w:t>
+              <w:t>60.80</w:t>
             </w:r>
           </w:p>
         </w:tc>
@@ -5621,7 +5621,7 @@
                 <w:color w:val="1C3A36"/>
                 <w:sz w:val="17"/>
               </w:rPr>
-              <w:t>a TRAILING multiple on TRAILING earnings. The midpoint of the only two disclosed observations, 26.7x and 16.0x — not a median of a peer set. Those companies face a cost of equity near 10%, not 17.5%</w:t>
+              <w:t>a TRAILING multiple on TRAILING earnings. The midpoint of the only two disclosed observations, 26.7x and 16.0x — not a median of a peer set. Those companies face a cost of equity near 10%, not 16.0%</w:t>
             </w:r>
           </w:p>
         </w:tc>
@@ -5662,7 +5662,7 @@
                 <w:color w:val="1C3A36"/>
                 <w:sz w:val="17"/>
               </w:rPr>
-              <w:t>6.58x</w:t>
+              <w:t>7.31x</w:t>
             </w:r>
           </w:p>
         </w:tc>
@@ -5682,7 +5682,7 @@
                 <w:color w:val="1C3A36"/>
                 <w:sz w:val="17"/>
               </w:rPr>
-              <w:t>55.45</w:t>
+              <w:t>61.57</w:t>
             </w:r>
           </w:p>
         </w:tc>
@@ -5806,7 +5806,7 @@
           <w:color w:val="1C3A36"/>
           <w:sz w:val="21"/>
         </w:rPr>
-        <w:t>FY2025 was the best operating year in the company's history: a 25.1% operating margin against 23.5% in FY2023 and 20.1% in FY2024. This lens deliberately gives part of that back. Applying the three-year average margin of 22.9% to FY2027 revenue, financing it at that year's cost of debt, taxing it at 23.5% and adding the normalised associate contribution gives EGP 10.23 a share of sustainable earnings. Capitalised at the PERPETUAL cost of equity of 17.50% less 7% growth, on the 74% payout that growth rate permits, that is EGP 72.28 a share. Using today's crisis-level cost of equity of 25.92% in a perpetuity would be a category error: a steady-state multiple takes a steady-state rate.</w:t>
+        <w:t>FY2025 was the best operating year in the company's history: a 25.1% operating margin against 23.5% in FY2023 and 20.1% in FY2024. This lens deliberately gives part of that back. Applying the three-year average margin of 22.9% to FY2027 revenue, financing it at that year's cost of debt, taxing it at 23.5% and adding the normalised associate contribution gives EGP 10.23 a share of sustainable earnings. Capitalised at the PERPETUAL cost of equity of 16.00% less 7% growth, on the 74% payout that growth rate permits, that is EGP 84.33 a share. Using today's crisis-level cost of equity of 25.92% in a perpetuity would be a category error: a steady-state multiple takes a steady-state rate.</w:t>
       </w:r>
     </w:p>
     <w:p>
@@ -5834,7 +5834,7 @@
           <w:color w:val="1C3A36"/>
           <w:sz w:val="21"/>
         </w:rPr>
-        <w:t>Four methods produce five readings, because the cash-flow method is run on both framings of the contested provision judgement. They run from EGP 55 to EGP 103. That spread is not a failure of the methods; it is the honest measure of how much the answer depends on which question you ask.</w:t>
+        <w:t>Four methods produce five readings, because the cash-flow method is run on both framings of the contested provision judgement. They run from EGP 62 to EGP 122. That spread is not a failure of the methods; it is the honest measure of how much the answer depends on which question you ask.</w:t>
       </w:r>
     </w:p>
     <w:p>
@@ -5848,7 +5848,7 @@
           <w:color w:val="1C3A36"/>
           <w:sz w:val="21"/>
         </w:rPr>
-        <w:t>There is no single weighted centre, and the absence is deliberate. The two provision frames are never averaged, and weighting both of them inside one number averages them. So the cash-flow weight of 50% is carried in full on ONE frame at a time, beside the three lenses that do not turn on the judgement at all — book value against sustainable return at 20%, relative multiples at 15%, and normalised earnings power at 15%. That gives EGP 85.25 a share on Frame A and EGP 102.89 on Frame B, against a market price of EGP 127.30. Which of the two a reader uses is a judgement about the debtor book, and it belongs to the reader.</w:t>
+        <w:t>There is no single weighted centre, and the absence is deliberate. The two provision frames are never averaged, and weighting both of them inside one number averages them. So the cash-flow weight of 50% is carried in full on ONE frame at a time, beside the three lenses that do not turn on the judgement at all — book value against sustainable return at 20%, relative multiples at 15%, and normalised earnings power at 15%. That gives EGP 101.42 a share on Frame A and EGP 121.61 on Frame B, against a market price of EGP 127.30. Which of the two a reader uses is a judgement about the debtor book, and it belongs to the reader.</w:t>
       </w:r>
     </w:p>
     <w:p>
@@ -7786,7 +7786,7 @@
           <w:color w:val="1C3A36"/>
           <w:sz w:val="21"/>
         </w:rPr>
-        <w:t>So the honest question is not what the plant is worth. It is how much it must sell. Solving the same model for the market price: an additional EGP 4,239 million of revenue by FY2030 at a 45% contribution margin closes the gap from EGP 85.25 to EGP 127.30. That is 17% of FY2030 revenue, or about USD 60 million a year — 0.60 times the USD 100 million the company says it invested in the plant.</w:t>
+        <w:t>So the honest question is not what the plant is worth. It is how much it must sell. Solving the same model for the market price: an additional EGP 2,216 million of revenue by FY2030 at a 45% contribution margin closes the gap from EGP 101.42 to EGP 127.30. That is 10% of FY2030 revenue, or about USD 32 million a year — 0.32 times the USD 100 million the company says it invested in the plant.</w:t>
       </w:r>
     </w:p>
     <w:p>
@@ -7800,7 +7800,7 @@
           <w:color w:val="1C3A36"/>
           <w:sz w:val="21"/>
         </w:rPr>
-        <w:t>Two things have to be published for that hurdle to be checkable, and they are. THE RAMP: the incremental revenue is not dropped into the final year. It is phased 0% / 10% / 30% / 60% / 100% of the FY2030 level across FY2026E to FY2030E. The same total placed entirely in the final year would be a materially LOWER and easier hurdle, so a reverse valuation that does not state its ramp cannot be audited. THE REINVESTMENT: the incremental revenue is charged capital expenditure at the same share of revenue as the existing business, and working capital on the same day ratios, so it meets the identical reinvestment discipline. Left uncharged — which is how the first cut of this model ran it — the hurdle prices out about USD 115 million a year instead of USD 60 million, which understates what the market is actually asking of the plant.</w:t>
+        <w:t>Two things have to be published for that hurdle to be checkable, and they are. THE RAMP: the incremental revenue is not dropped into the final year. It is phased 0% / 10% / 30% / 60% / 100% of the FY2030 level across FY2026E to FY2030E. The same total placed entirely in the final year would be a materially LOWER and easier hurdle, so a reverse valuation that does not state its ramp cannot be audited. THE REINVESTMENT: the incremental revenue is charged capital expenditure at the same share of revenue as the existing business, and working capital on the same day ratios, so it meets the identical reinvestment discipline. Left uncharged — which is how the first cut of this model ran it — the hurdle prices out about USD 115 million a year instead of USD 32 million, which understates what the market is actually asking of the plant.</w:t>
       </w:r>
     </w:p>
     <w:p>
@@ -7814,7 +7814,7 @@
           <w:color w:val="1C3A36"/>
           <w:sz w:val="21"/>
         </w:rPr>
-        <w:t>The same arithmetic read the other way is worth stating, because it is the plainest summary of what is at issue. At EGP 127.30 the market is paying EGP 42.05 a share — EGP 7,097 million, 33% of the entire share price — for a plant this study values at nothing, against a stated build cost of USD 100 million, about EGP 7,011 million. The market is not merely paying for the plant to work; it is paying roughly 1.0 times what the plant cost to build. That is the proposition, stated as a multiple of an observable outlay rather than as a valuation.</w:t>
+        <w:t>The same arithmetic read the other way is worth stating, because it is the plainest summary of what is at issue. At EGP 127.30 the market is paying EGP 25.88 a share — EGP 4,368 million, 20% of the entire share price — for a plant this study values at nothing, against a stated build cost of USD 100 million, about EGP 7,011 million. The market is not merely paying for the plant to work; it is paying roughly 0.6 times what the plant cost to build. That is the proposition, stated as a multiple of an observable outlay rather than as a valuation.</w:t>
       </w:r>
     </w:p>
     <w:p>
@@ -7877,7 +7877,7 @@
                 <w:color w:val="1C3A36"/>
                 <w:sz w:val="19"/>
               </w:rPr>
-              <w:t>It is observable. Roughly USD 60 million a year of biosimilar revenue by 2030 is a figure the company will eventually disclose, and a reader can check this study against it. An asset turn of 0.60 times on a specialist biologics facility is demanding but not absurd; whether it is achievable in Egypt, at Egyptian reimbursement prices, on a product set still moving through registration, is the question the market is answering yes to and this study is declining to answer either way.</w:t>
+              <w:t>It is observable. Roughly USD 32 million a year of biosimilar revenue by 2030 is a figure the company will eventually disclose, and a reader can check this study against it. An asset turn of 0.32 times on a specialist biologics facility is demanding but not absurd; whether it is achievable in Egypt, at Egyptian reimbursement prices, on a product set still moving through registration, is the question the market is answering yes to and this study is declining to answer either way.</w:t>
             </w:r>
           </w:p>
         </w:tc>
@@ -10160,7 +10160,7 @@
                 <w:color w:val="1C3A36"/>
                 <w:sz w:val="16"/>
               </w:rPr>
-              <w:t>15.47%</w:t>
+              <w:t>14.36%</w:t>
             </w:r>
           </w:p>
         </w:tc>
@@ -10199,7 +10199,7 @@
                 <w:color w:val="1C3A36"/>
                 <w:sz w:val="16"/>
               </w:rPr>
-              <w:t>cost of equity 17.50%, cost of debt after tax 9.56%, DERIVED debt weight 25.5% on today's market values. The forecast balance sheet, once funded, carries 36.2% on book at FY2030E, which would give 14.62% — both are published and neither is 20%</w:t>
+              <w:t>cost of equity 16.00%, cost of debt after tax 9.56%, DERIVED debt weight 25.5% on today's market values. The forecast balance sheet, once funded, carries 36.2% on book at FY2030E, which would give 13.67% — both are published and neither is 20%</w:t>
             </w:r>
           </w:p>
         </w:tc>
@@ -10422,7 +10422,7 @@
                 <w:color w:val="1C3A36"/>
                 <w:sz w:val="17"/>
               </w:rPr>
-              <w:t>85.25</w:t>
+              <w:t>101.42</w:t>
             </w:r>
           </w:p>
         </w:tc>
@@ -10477,7 +10477,7 @@
                 <w:color w:val="1C3A36"/>
                 <w:sz w:val="17"/>
               </w:rPr>
-              <w:t>76.29</w:t>
+              <w:t>91.29</w:t>
             </w:r>
           </w:p>
         </w:tc>
@@ -10532,7 +10532,7 @@
                 <w:color w:val="1C3A36"/>
                 <w:sz w:val="17"/>
               </w:rPr>
-              <w:t>100.98</w:t>
+              <w:t>119.21</w:t>
             </w:r>
           </w:p>
         </w:tc>
@@ -10587,7 +10587,7 @@
                 <w:color w:val="1C3A36"/>
                 <w:sz w:val="17"/>
               </w:rPr>
-              <w:t>85.95</w:t>
+              <w:t>102.22</w:t>
             </w:r>
           </w:p>
         </w:tc>
@@ -10620,7 +10620,7 @@
       <w:r>
         <w:drawing>
           <wp:inline xmlns:a="http://schemas.openxmlformats.org/drawingml/2006/main" xmlns:pic="http://schemas.openxmlformats.org/drawingml/2006/picture">
-            <wp:extent cx="6126480" cy="2631359"/>
+            <wp:extent cx="6126480" cy="2619935"/>
             <wp:docPr id="6" name="Picture 6"/>
             <wp:cNvGraphicFramePr>
               <a:graphicFrameLocks noChangeAspect="1"/>
@@ -10641,7 +10641,7 @@
                   <pic:spPr>
                     <a:xfrm>
                       <a:off x="0" y="0"/>
-                      <a:ext cx="6126480" cy="2631359"/>
+                      <a:ext cx="6126480" cy="2619935"/>
                     </a:xfrm>
                     <a:prstGeom prst="rect"/>
                   </pic:spPr>
@@ -10844,7 +10844,7 @@
                 <w:color w:val="1C3A36"/>
                 <w:sz w:val="17"/>
               </w:rPr>
-              <w:t>78</w:t>
+              <w:t>89</w:t>
             </w:r>
           </w:p>
         </w:tc>
@@ -10862,7 +10862,7 @@
                 <w:color w:val="1C3A36"/>
                 <w:sz w:val="17"/>
               </w:rPr>
-              <w:t>84</w:t>
+              <w:t>97</w:t>
             </w:r>
           </w:p>
         </w:tc>
@@ -10880,7 +10880,7 @@
                 <w:color w:val="1C3A36"/>
                 <w:sz w:val="17"/>
               </w:rPr>
-              <w:t>91</w:t>
+              <w:t>107</w:t>
             </w:r>
           </w:p>
         </w:tc>
@@ -10898,7 +10898,7 @@
                 <w:color w:val="1C3A36"/>
                 <w:sz w:val="17"/>
               </w:rPr>
-              <w:t>100</w:t>
+              <w:t>120</w:t>
             </w:r>
           </w:p>
         </w:tc>
@@ -10916,7 +10916,7 @@
                 <w:color w:val="1C3A36"/>
                 <w:sz w:val="17"/>
               </w:rPr>
-              <w:t>112</w:t>
+              <w:t>137</w:t>
             </w:r>
           </w:p>
         </w:tc>
@@ -10953,7 +10953,7 @@
                 <w:color w:val="1C3A36"/>
                 <w:sz w:val="17"/>
               </w:rPr>
-              <w:t>70</w:t>
+              <w:t>80</w:t>
             </w:r>
           </w:p>
         </w:tc>
@@ -10971,7 +10971,7 @@
                 <w:color w:val="1C3A36"/>
                 <w:sz w:val="17"/>
               </w:rPr>
-              <w:t>75</w:t>
+              <w:t>86</w:t>
             </w:r>
           </w:p>
         </w:tc>
@@ -10989,7 +10989,7 @@
                 <w:color w:val="1C3A36"/>
                 <w:sz w:val="17"/>
               </w:rPr>
-              <w:t>81</w:t>
+              <w:t>94</w:t>
             </w:r>
           </w:p>
         </w:tc>
@@ -11007,7 +11007,7 @@
                 <w:color w:val="1C3A36"/>
                 <w:sz w:val="17"/>
               </w:rPr>
-              <w:t>88</w:t>
+              <w:t>104</w:t>
             </w:r>
           </w:p>
         </w:tc>
@@ -11025,7 +11025,7 @@
                 <w:color w:val="1C3A36"/>
                 <w:sz w:val="17"/>
               </w:rPr>
-              <w:t>97</w:t>
+              <w:t>117</w:t>
             </w:r>
           </w:p>
         </w:tc>
@@ -11062,7 +11062,7 @@
                 <w:color w:val="1C3A36"/>
                 <w:sz w:val="17"/>
               </w:rPr>
-              <w:t>63</w:t>
+              <w:t>71</w:t>
             </w:r>
           </w:p>
         </w:tc>
@@ -11080,7 +11080,7 @@
                 <w:color w:val="1C3A36"/>
                 <w:sz w:val="17"/>
               </w:rPr>
-              <w:t>67</w:t>
+              <w:t>77</w:t>
             </w:r>
           </w:p>
         </w:tc>
@@ -11098,7 +11098,7 @@
                 <w:color w:val="1C3A36"/>
                 <w:sz w:val="17"/>
               </w:rPr>
-              <w:t>72</w:t>
+              <w:t>83</w:t>
             </w:r>
           </w:p>
         </w:tc>
@@ -11116,7 +11116,7 @@
                 <w:color w:val="1C3A36"/>
                 <w:sz w:val="17"/>
               </w:rPr>
-              <w:t>78</w:t>
+              <w:t>91</w:t>
             </w:r>
           </w:p>
         </w:tc>
@@ -11134,7 +11134,7 @@
                 <w:color w:val="1C3A36"/>
                 <w:sz w:val="17"/>
               </w:rPr>
-              <w:t>85</w:t>
+              <w:t>101</w:t>
             </w:r>
           </w:p>
         </w:tc>
@@ -11171,7 +11171,7 @@
                 <w:color w:val="1C3A36"/>
                 <w:sz w:val="17"/>
               </w:rPr>
-              <w:t>57</w:t>
+              <w:t>64</w:t>
             </w:r>
           </w:p>
         </w:tc>
@@ -11189,7 +11189,7 @@
                 <w:color w:val="1C3A36"/>
                 <w:sz w:val="17"/>
               </w:rPr>
-              <w:t>60</w:t>
+              <w:t>69</w:t>
             </w:r>
           </w:p>
         </w:tc>
@@ -11207,7 +11207,7 @@
                 <w:color w:val="1C3A36"/>
                 <w:sz w:val="17"/>
               </w:rPr>
-              <w:t>64</w:t>
+              <w:t>74</w:t>
             </w:r>
           </w:p>
         </w:tc>
@@ -11225,7 +11225,7 @@
                 <w:color w:val="1C3A36"/>
                 <w:sz w:val="17"/>
               </w:rPr>
-              <w:t>69</w:t>
+              <w:t>81</w:t>
             </w:r>
           </w:p>
         </w:tc>
@@ -11243,7 +11243,7 @@
                 <w:color w:val="1C3A36"/>
                 <w:sz w:val="17"/>
               </w:rPr>
-              <w:t>75</w:t>
+              <w:t>88</w:t>
             </w:r>
           </w:p>
         </w:tc>
@@ -11280,7 +11280,7 @@
                 <w:color w:val="1C3A36"/>
                 <w:sz w:val="17"/>
               </w:rPr>
-              <w:t>51</w:t>
+              <w:t>58</w:t>
             </w:r>
           </w:p>
         </w:tc>
@@ -11298,7 +11298,7 @@
                 <w:color w:val="1C3A36"/>
                 <w:sz w:val="17"/>
               </w:rPr>
-              <w:t>54</w:t>
+              <w:t>62</w:t>
             </w:r>
           </w:p>
         </w:tc>
@@ -11316,7 +11316,7 @@
                 <w:color w:val="1C3A36"/>
                 <w:sz w:val="17"/>
               </w:rPr>
-              <w:t>58</w:t>
+              <w:t>66</w:t>
             </w:r>
           </w:p>
         </w:tc>
@@ -11334,7 +11334,7 @@
                 <w:color w:val="1C3A36"/>
                 <w:sz w:val="17"/>
               </w:rPr>
-              <w:t>62</w:t>
+              <w:t>71</w:t>
             </w:r>
           </w:p>
         </w:tc>
@@ -11352,7 +11352,7 @@
                 <w:color w:val="1C3A36"/>
                 <w:sz w:val="17"/>
               </w:rPr>
-              <w:t>67</w:t>
+              <w:t>78</w:t>
             </w:r>
           </w:p>
         </w:tc>
@@ -11374,7 +11374,7 @@
           <w:color w:val="6E7B77"/>
           <w:sz w:val="17"/>
         </w:rPr>
-        <w:t>Table 12 — the value per share across the cost of equity and terminal growth together. Every cell is a complete revaluation. The grid runs from EGP 51 to EGP 112 a share, and that FULL range is what is published — quoting only its upper part would delete the half of the study's own risk display that matters most.</w:t>
+        <w:t>Table 12 — the value per share across the cost of equity and terminal growth together. Every cell is a complete revaluation. The grid runs from EGP 58 to EGP 137 a share, and that FULL range is what is published — quoting only its upper part would delete the half of the study's own risk display that matters most.</w:t>
       </w:r>
     </w:p>
     <w:p>
@@ -11388,7 +11388,7 @@
           <w:color w:val="1C3A36"/>
           <w:sz w:val="21"/>
         </w:rPr>
-        <w:t>The crux is sensitised in real observable units rather than in percentage points. On the published ramp and with the incremental revenue charged the same reinvestment identity as the existing business, a quarter of the required revenue — EGP 1,060 million of FY2030 sales, or USD 15 million a year — is worth about EGP 10.51 a share.</w:t>
+        <w:t>The crux is sensitised in real observable units rather than in percentage points. On the published ramp and with the incremental revenue charged the same reinvestment identity as the existing business, a quarter of the required revenue — EGP 554 million of FY2030 sales, or USD 8 million a year — is worth about EGP 6.47 a share.</w:t>
       </w:r>
     </w:p>
     <w:p>
@@ -13043,7 +13043,7 @@
                 <w:color w:val="1C3A36"/>
                 <w:sz w:val="16"/>
               </w:rPr>
-              <w:t>85.25</w:t>
+              <w:t>101.42</w:t>
             </w:r>
           </w:p>
         </w:tc>
@@ -13061,7 +13061,7 @@
                 <w:color w:val="1C3A36"/>
                 <w:sz w:val="16"/>
               </w:rPr>
-              <w:t>the terminal discount rate and the terminal growth rate — 79% of the value is in the terminal block</w:t>
+              <w:t>the terminal discount rate and the terminal growth rate — 81% of the value is in the terminal block</w:t>
             </w:r>
           </w:p>
         </w:tc>
@@ -13116,7 +13116,7 @@
                 <w:color w:val="1C3A36"/>
                 <w:sz w:val="16"/>
               </w:rPr>
-              <w:t>102.89</w:t>
+              <w:t>121.61</w:t>
             </w:r>
           </w:p>
         </w:tc>
@@ -13189,7 +13189,7 @@
                 <w:color w:val="1C3A36"/>
                 <w:sz w:val="16"/>
               </w:rPr>
-              <w:t>70.85</w:t>
+              <w:t>82.66</w:t>
             </w:r>
           </w:p>
         </w:tc>
@@ -13262,7 +13262,7 @@
                 <w:color w:val="1C3A36"/>
                 <w:sz w:val="16"/>
               </w:rPr>
-              <w:t>55.45</w:t>
+              <w:t>61.57</w:t>
             </w:r>
           </w:p>
         </w:tc>
@@ -13335,7 +13335,7 @@
                 <w:color w:val="1C3A36"/>
                 <w:sz w:val="16"/>
               </w:rPr>
-              <w:t>72.28</w:t>
+              <w:t>84.33</w:t>
             </w:r>
           </w:p>
         </w:tc>
@@ -13407,7 +13407,7 @@
           <w:color w:val="1C3A36"/>
           <w:sz w:val="21"/>
         </w:rPr>
-        <w:t>The readings disagree in an informative direction. The lowest is the relative lens at EGP 55.45; the highest is the cash-flow reading on the normalising frame at EGP 102.89. The cash-flow readings charge the new plant's full cost and credit it with nothing, so they sit low despite capturing five years of the volume and price growth the existing business is already delivering. The relative lens prices the company on what a 27.1% return and a 17.5% perpetual cost of equity can justify, which supports about 7.06 times forward earnings against the 14.90 times trailing the market pays. None of them is wrong. The gap between them is the value of growth, and the market is paying for more of it than any of them contains.</w:t>
+        <w:t>The readings disagree in an informative direction. The lowest is the relative lens at EGP 61.57; the highest is the cash-flow reading on the normalising frame at EGP 121.61. The cash-flow readings charge the new plant's full cost and credit it with nothing, so they sit low despite capturing five years of the volume and price growth the existing business is already delivering. The relative lens prices the company on what a 27.1% return and a 16.0% perpetual cost of equity can justify, which supports about 8.24 times forward earnings against the 14.90 times trailing the market pays. None of them is wrong. The gap between them is the value of growth, and the market is paying for more of it than any of them contains.</w:t>
       </w:r>
     </w:p>
     <w:p>
@@ -13542,7 +13542,7 @@
                 <w:color w:val="1C3A36"/>
                 <w:sz w:val="16"/>
               </w:rPr>
-              <w:t>the whole crux. Section 1.7 says roughly USD 60 million a year by 2030 is required to justify the market price; the first disclosure calibrates how plausible that is</w:t>
+              <w:t>the whole crux. Section 1.7 says roughly USD 32 million a year by 2030 is required to justify the market price; the first disclosure calibrates how plausible that is</w:t>
             </w:r>
           </w:p>
         </w:tc>
@@ -14045,7 +14045,7 @@
           <w:color w:val="1C3A36"/>
           <w:sz w:val="21"/>
         </w:rPr>
-        <w:t>the bands describe where the PRICE may go. The valuation describes what the BUSINESS appears to be worth. They are different questions and this study keeps them apart on purpose. The lower fundamental centre, EGP 85.25, sits below the entire three-month band, whose floor is EGP 96.09; the higher, EGP 102.89, sits inside it. That is worth noticing rather than reconciling away.</w:t>
+        <w:t>the bands describe where the PRICE may go. The valuation describes what the BUSINESS appears to be worth. They are different questions and this study keeps them apart on purpose. The lower fundamental centre, EGP 101.42, sits below the entire three-month band, whose floor is EGP 96.09; the higher, EGP 121.61, sits inside it. That is worth noticing rather than reconciling away.</w:t>
       </w:r>
     </w:p>
     <w:p>
@@ -14798,7 +14798,7 @@
           <w:color w:val="1C3A36"/>
           <w:sz w:val="21"/>
         </w:rPr>
-        <w:t>What would change the conclusion, stated in advance so it can be checked: if the company disclosed biosimilar revenue on a path toward USD 60 million a year, the cash-flow lenses would move to the market price and this study would be wrong to have flagged the gap. If the FY2026 depreciation charge came in near EGP 118 million rather than EGP 304 million, the plant is not in service and the whole timetable in this study shifts out a year.</w:t>
+        <w:t>What would change the conclusion, stated in advance so it can be checked: if the company disclosed biosimilar revenue on a path toward USD 32 million a year, the cash-flow lenses would move to the market price and this study would be wrong to have flagged the gap. If the FY2026 depreciation charge came in near EGP 118 million rather than EGP 304 million, the plant is not in service and the whole timetable in this study shifts out a year.</w:t>
       </w:r>
     </w:p>
     <w:p>
@@ -23684,7 +23684,7 @@
                 <w:color w:val="1C3A36"/>
                 <w:sz w:val="16"/>
               </w:rPr>
-              <w:t>the provision charge stays near 5.25% of revenue permanently; this is Frame A, and it is already the more conservative of the two published cases. A charge at the three-year mean of 6.52% instead would put Frame A at EGP 76.29 a share</w:t>
+              <w:t>the provision charge stays near 5.25% of revenue permanently; this is Frame A, and it is already the more conservative of the two published cases. A charge at the three-year mean of 6.52% instead would put Frame A at EGP 91.29 a share</w:t>
             </w:r>
           </w:p>
         </w:tc>
@@ -23973,7 +23973,7 @@
           <w:color w:val="1C3A36"/>
           <w:sz w:val="21"/>
         </w:rPr>
-        <w:t>When it works: for a business with a stable, forecastable operating model and a capital structure that is not about to change. When it fails: when most of the value sits beyond the explicit forecast — which is the case here, at 79% of enterprise value in the terminal block.</w:t>
+        <w:t>When it works: for a business with a stable, forecastable operating model and a capital structure that is not about to change. When it fails: when most of the value sits beyond the explicit forecast — which is the case here, at 81% of enterprise value in the terminal block.</w:t>
       </w:r>
     </w:p>
     <w:tbl>
@@ -24074,7 +24074,7 @@
                 <w:color w:val="1C3A36"/>
                 <w:sz w:val="17"/>
               </w:rPr>
-              <w:t>4,030</w:t>
+              <w:t>4,089</w:t>
             </w:r>
           </w:p>
         </w:tc>
@@ -24148,7 +24148,7 @@
                 <w:color w:val="1C3A36"/>
                 <w:sz w:val="17"/>
               </w:rPr>
-              <w:t>15.47% − 7% = 8.47%</w:t>
+              <w:t>14.36% − 7% = 7.36%</w:t>
             </w:r>
           </w:p>
         </w:tc>
@@ -24185,7 +24185,7 @@
                 <w:color w:val="1C3A36"/>
                 <w:sz w:val="17"/>
               </w:rPr>
-              <w:t>35,190</w:t>
+              <w:t>40,533</w:t>
             </w:r>
           </w:p>
         </w:tc>
@@ -24222,7 +24222,7 @@
                 <w:color w:val="1C3A36"/>
                 <w:sz w:val="17"/>
               </w:rPr>
-              <w:t>14,733</w:t>
+              <w:t>17,403</w:t>
             </w:r>
           </w:p>
         </w:tc>
@@ -24259,7 +24259,7 @@
                 <w:color w:val="1C3A36"/>
                 <w:sz w:val="17"/>
               </w:rPr>
-              <w:t>18,763</w:t>
+              <w:t>21,492</w:t>
             </w:r>
           </w:p>
         </w:tc>
@@ -24374,7 +24374,7 @@
                 <w:color w:val="1C3A36"/>
                 <w:sz w:val="17"/>
               </w:rPr>
-              <w:t>14,386</w:t>
+              <w:t>17,115</w:t>
             </w:r>
           </w:p>
         </w:tc>
@@ -24411,7 +24411,7 @@
                 <w:color w:val="1C3A36"/>
                 <w:sz w:val="17"/>
               </w:rPr>
-              <w:t>85.25</w:t>
+              <w:t>101.42</w:t>
             </w:r>
           </w:p>
         </w:tc>
@@ -24433,7 +24433,7 @@
           <w:color w:val="1C3A36"/>
           <w:sz w:val="21"/>
         </w:rPr>
-        <w:t>Named sensitivity: the terminal discount rate. Every 100 basis points on it is worth roughly EGP 10 a share. At 79% terminal weight, this expert is mostly forecasting one number.</w:t>
+        <w:t>Named sensitivity: the terminal discount rate. Every 100 basis points on it is worth roughly EGP 13 a share. At 81% terminal weight, this expert is mostly forecasting one number.</w:t>
       </w:r>
     </w:p>
     <w:p>
@@ -24775,7 +24775,7 @@
                 <w:color w:val="1C3A36"/>
                 <w:sz w:val="17"/>
               </w:rPr>
-              <w:t>17.50%</w:t>
+              <w:t>16.00%</w:t>
             </w:r>
           </w:p>
         </w:tc>
@@ -24849,7 +24849,7 @@
                 <w:color w:val="1C3A36"/>
                 <w:sz w:val="17"/>
               </w:rPr>
-              <w:t>1.92x</w:t>
+              <w:t>2.23x</w:t>
             </w:r>
           </w:p>
         </w:tc>
@@ -24890,7 +24890,7 @@
                 <w:color w:val="1C3A36"/>
                 <w:sz w:val="17"/>
               </w:rPr>
-              <w:t>70.85</w:t>
+              <w:t>82.66</w:t>
             </w:r>
           </w:p>
         </w:tc>
@@ -24912,7 +24912,7 @@
           <w:color w:val="1C3A36"/>
           <w:sz w:val="21"/>
         </w:rPr>
-        <w:t>Named sensitivity: the sustainable return. If it settles at 20% rather than 27.1%, the justified multiple falls to 1.24 times and the value to EGP 45.80 a share.</w:t>
+        <w:t>Named sensitivity: the sustainable return. If it settles at 20% rather than 27.1%, the justified multiple falls to 1.44 times and the value to EGP 53.44 a share.</w:t>
       </w:r>
     </w:p>
     <w:p>
@@ -25120,7 +25120,7 @@
                 <w:color w:val="1C3A36"/>
                 <w:sz w:val="17"/>
               </w:rPr>
-              <w:t>EGP 85.25</w:t>
+              <w:t>EGP 101.42</w:t>
             </w:r>
           </w:p>
         </w:tc>
@@ -25157,7 +25157,7 @@
                 <w:color w:val="1C3A36"/>
                 <w:sz w:val="17"/>
               </w:rPr>
-              <w:t>EGP 42.05 a share</w:t>
+              <w:t>EGP 25.88 a share</w:t>
             </w:r>
           </w:p>
         </w:tc>
@@ -25194,7 +25194,7 @@
                 <w:color w:val="1C3A36"/>
                 <w:sz w:val="17"/>
               </w:rPr>
-              <w:t>EGP 7,097m</w:t>
+              <w:t>EGP 4,368m</w:t>
             </w:r>
           </w:p>
         </w:tc>
@@ -25231,7 +25231,7 @@
                 <w:color w:val="1C3A36"/>
                 <w:sz w:val="17"/>
               </w:rPr>
-              <w:t>EGP 4,239m</w:t>
+              <w:t>EGP 2,216m</w:t>
             </w:r>
           </w:p>
         </w:tc>
@@ -25268,7 +25268,7 @@
                 <w:color w:val="1C3A36"/>
                 <w:sz w:val="17"/>
               </w:rPr>
-              <w:t>17%</w:t>
+              <w:t>10%</w:t>
             </w:r>
           </w:p>
         </w:tc>
@@ -25305,7 +25305,7 @@
                 <w:color w:val="1C3A36"/>
                 <w:sz w:val="17"/>
               </w:rPr>
-              <w:t>USD 60m</w:t>
+              <w:t>USD 32m</w:t>
             </w:r>
           </w:p>
         </w:tc>
@@ -25342,7 +25342,7 @@
                 <w:color w:val="1C3A36"/>
                 <w:sz w:val="17"/>
               </w:rPr>
-              <w:t>0.60x asset turn</w:t>
+              <w:t>0.32x asset turn</w:t>
             </w:r>
           </w:p>
         </w:tc>
@@ -25401,7 +25401,7 @@
           <w:color w:val="1C3A36"/>
           <w:sz w:val="21"/>
         </w:rPr>
-        <w:t>Named sensitivity: the contribution margin assumed on the new revenue. At 35% rather than 45%, the required revenue rises to about EGP 5,450 million, or USD 78 million a year.</w:t>
+        <w:t>Named sensitivity: the contribution margin assumed on the new revenue. At 35% rather than 45%, the required revenue rises to about EGP 2,849 million, or USD 41 million a year.</w:t>
       </w:r>
     </w:p>
     <w:p>
@@ -25530,7 +25530,7 @@
                 <w:color w:val="1C3A36"/>
                 <w:sz w:val="16"/>
               </w:rPr>
-              <w:t>CONCEDED. Expert 1 accepts the terminal weight is high and points to the sensitivity table as the honest response: the published grid across a plausible terminal cost of equity and growth combination runs EGP 51 to EGP 112 a share, and the WHOLE of that range is published rather than its comfortable half.</w:t>
+              <w:t>CONCEDED. Expert 1 accepts the terminal weight is high and points to the sensitivity table as the honest response: the published grid across a plausible terminal cost of equity and growth combination runs EGP 58 to EGP 137 a share, and the WHOLE of that range is published rather than its comfortable half.</w:t>
             </w:r>
           </w:p>
         </w:tc>
@@ -25714,7 +25714,7 @@
           <w:color w:val="1C3A36"/>
           <w:sz w:val="21"/>
         </w:rPr>
-        <w:t>Put together, the disagreement narrows to a single question, which is a good sign. All three agree on the audited history, on the cost of capital construction, and on the fact that the depreciation step is real and has already arrived. On the existing business — 65% capacity utilisation, a growing export book earned in hard currency, an administered domestic price that at least tracks inflation — their own worked values run from EGP 70.85 to EGP 85.25 a share. The study's own lower centre, EGP 85.25, sits inside that; the higher, EGP 102.89, sits above it. Those are the numbers; no wider claim is made for the business than its own lenses support.</w:t>
+        <w:t>Put together, the disagreement narrows to a single question, which is a good sign. All three agree on the audited history, on the cost of capital construction, and on the fact that the depreciation step is real and has already arrived. On the existing business — 65% capacity utilisation, a growing export book earned in hard currency, an administered domestic price that at least tracks inflation — their own worked values run from EGP 82.66 to EGP 101.42 a share. The study's own lower centre, EGP 101.42, sits inside that; the higher, EGP 121.61, sits above it. Those are the numbers; no wider claim is made for the business than its own lenses support.</w:t>
       </w:r>
     </w:p>
     <w:p>
@@ -25728,7 +25728,7 @@
           <w:color w:val="1C3A36"/>
           <w:sz w:val="21"/>
         </w:rPr>
-        <w:t>Where they part is what the new plant is worth today. Expert 1 says: nothing until it produces cash, so EGP 85.25. Expert 2 says: nothing until it produces a return, so EGP 70.85. Expert 3 says: the market says EGP 42.05 a share, which requires USD 60 million a year of biosimilar sales, and that is a proposition rather than a valuation. The room does not resolve it. It converts it into something a reader can check in twelve months.</w:t>
+        <w:t>Where they part is what the new plant is worth today. Expert 1 says: nothing until it produces cash, so EGP 101.42. Expert 2 says: nothing until it produces a return, so EGP 82.66. Expert 3 says: the market says EGP 25.88 a share, which requires USD 32 million a year of biosimilar sales, and that is a proposition rather than a valuation. The room does not resolve it. It converts it into something a reader can check in twelve months.</w:t>
       </w:r>
     </w:p>
     <w:p>
@@ -25739,7 +25739,7 @@
       <w:r>
         <w:drawing>
           <wp:inline xmlns:a="http://schemas.openxmlformats.org/drawingml/2006/main" xmlns:pic="http://schemas.openxmlformats.org/drawingml/2006/picture">
-            <wp:extent cx="6035040" cy="2396691"/>
+            <wp:extent cx="6035040" cy="2392874"/>
             <wp:docPr id="8" name="Picture 8"/>
             <wp:cNvGraphicFramePr>
               <a:graphicFrameLocks noChangeAspect="1"/>
@@ -25760,7 +25760,7 @@
                   <pic:spPr>
                     <a:xfrm>
                       <a:off x="0" y="0"/>
-                      <a:ext cx="6035040" cy="2396691"/>
+                      <a:ext cx="6035040" cy="2392874"/>
                     </a:xfrm>
                     <a:prstGeom prst="rect"/>
                   </pic:spPr>
@@ -25917,7 +25917,7 @@
                 <w:color w:val="1C3A36"/>
                 <w:sz w:val="16"/>
               </w:rPr>
-              <w:t>14.40</w:t>
+              <w:t>18.76</w:t>
             </w:r>
           </w:p>
         </w:tc>
@@ -25972,7 +25972,7 @@
                 <w:color w:val="1C3A36"/>
                 <w:sz w:val="16"/>
               </w:rPr>
-              <w:t>42.05</w:t>
+              <w:t>25.88</w:t>
             </w:r>
           </w:p>
         </w:tc>
@@ -26027,7 +26027,7 @@
                 <w:color w:val="1C3A36"/>
                 <w:sz w:val="16"/>
               </w:rPr>
-              <w:t>-17.64</w:t>
+              <w:t>-20.19</w:t>
             </w:r>
           </w:p>
         </w:tc>
@@ -26082,7 +26082,7 @@
                 <w:color w:val="1C3A36"/>
                 <w:sz w:val="16"/>
               </w:rPr>
-              <w:t>-42.05</w:t>
+              <w:t>-25.88</w:t>
             </w:r>
           </w:p>
         </w:tc>
@@ -26137,7 +26137,7 @@
                 <w:color w:val="1C3A36"/>
                 <w:sz w:val="16"/>
               </w:rPr>
-              <w:t>-24.41</w:t>
+              <w:t>-5.69</w:t>
             </w:r>
           </w:p>
         </w:tc>
@@ -26192,7 +26192,7 @@
                 <w:color w:val="1C3A36"/>
                 <w:sz w:val="16"/>
               </w:rPr>
-              <w:t>-17.64</w:t>
+              <w:t>-20.19</w:t>
             </w:r>
           </w:p>
         </w:tc>
